--- a/Report Test subject/SV00123-ATU-A01/MainReport/Powered by GPT - Software Quality Verification - Final Report.docx
+++ b/Report Test subject/SV00123-ATU-A01/MainReport/Powered by GPT - Software Quality Verification - Final Report.docx
@@ -35,6 +35,108 @@
         <w:rPr>
           <w:rFonts w:ascii="Courier New" w:hAnsi="Courier New" w:cs="Courier New"/>
         </w:rPr>
+        <w:t>## Package Note</w:t>
+      </w:r>
+    </w:p>
+    <w:p>
+      <w:pPr>
+        <w:pStyle w:val="PlainText"/>
+        <w:rPr>
+          <w:rFonts w:ascii="Courier New" w:hAnsi="Courier New" w:cs="Courier New"/>
+        </w:rPr>
+      </w:pPr>
+    </w:p>
+    <w:p>
+      <w:pPr>
+        <w:pStyle w:val="PlainText"/>
+        <w:rPr>
+          <w:rFonts w:ascii="Courier New" w:hAnsi="Courier New" w:cs="Courier New"/>
+        </w:rPr>
+      </w:pPr>
+      <w:r>
+        <w:rPr>
+          <w:rFonts w:ascii="Courier New" w:hAnsi="Courier New" w:cs="Courier New"/>
+        </w:rPr>
+        <w:t>This Markdown file is the authoring source copied into the clean submission package. The canonical deliverables for grading are:</w:t>
+      </w:r>
+    </w:p>
+    <w:p>
+      <w:pPr>
+        <w:pStyle w:val="PlainText"/>
+        <w:rPr>
+          <w:rFonts w:ascii="Courier New" w:hAnsi="Courier New" w:cs="Courier New"/>
+        </w:rPr>
+      </w:pPr>
+    </w:p>
+    <w:p>
+      <w:pPr>
+        <w:pStyle w:val="PlainText"/>
+        <w:rPr>
+          <w:rFonts w:ascii="Courier New" w:hAnsi="Courier New" w:cs="Courier New"/>
+        </w:rPr>
+      </w:pPr>
+      <w:r>
+        <w:rPr>
+          <w:rFonts w:ascii="Courier New" w:hAnsi="Courier New" w:cs="Courier New"/>
+        </w:rPr>
+        <w:t>- `../Powered by GPT - Software Quality Verification - Final Report.docx`</w:t>
+      </w:r>
+    </w:p>
+    <w:p>
+      <w:pPr>
+        <w:pStyle w:val="PlainText"/>
+        <w:rPr>
+          <w:rFonts w:ascii="Courier New" w:hAnsi="Courier New" w:cs="Courier New"/>
+        </w:rPr>
+      </w:pPr>
+      <w:r>
+        <w:rPr>
+          <w:rFonts w:ascii="Courier New" w:hAnsi="Courier New" w:cs="Courier New"/>
+        </w:rPr>
+        <w:t>- `../Powered by GPT - Software Quality Verification - Final Report.pdf`</w:t>
+      </w:r>
+    </w:p>
+    <w:p>
+      <w:pPr>
+        <w:pStyle w:val="PlainText"/>
+        <w:rPr>
+          <w:rFonts w:ascii="Courier New" w:hAnsi="Courier New" w:cs="Courier New"/>
+        </w:rPr>
+      </w:pPr>
+    </w:p>
+    <w:p>
+      <w:pPr>
+        <w:pStyle w:val="PlainText"/>
+        <w:rPr>
+          <w:rFonts w:ascii="Courier New" w:hAnsi="Courier New" w:cs="Courier New"/>
+        </w:rPr>
+      </w:pPr>
+      <w:r>
+        <w:rPr>
+          <w:rFonts w:ascii="Courier New" w:hAnsi="Courier New" w:cs="Courier New"/>
+        </w:rPr>
+        <w:t>If any path below still uses the original workspace naming, resolve it through `../Submission-Index.md`.</w:t>
+      </w:r>
+    </w:p>
+    <w:p>
+      <w:pPr>
+        <w:pStyle w:val="PlainText"/>
+        <w:rPr>
+          <w:rFonts w:ascii="Courier New" w:hAnsi="Courier New" w:cs="Courier New"/>
+        </w:rPr>
+      </w:pPr>
+    </w:p>
+    <w:p>
+      <w:pPr>
+        <w:pStyle w:val="PlainText"/>
+        <w:rPr>
+          <w:rFonts w:ascii="Courier New" w:hAnsi="Courier New" w:cs="Courier New"/>
+        </w:rPr>
+      </w:pPr>
+      <w:r>
+        <w:rPr>
+          <w:rFonts w:ascii="Courier New" w:hAnsi="Courier New" w:cs="Courier New"/>
+        </w:rPr>
         <w:t>## Formatting Note</w:t>
       </w:r>
     </w:p>
@@ -243,7 +345,7 @@
         <w:rPr>
           <w:rFonts w:ascii="Courier New" w:hAnsi="Courier New" w:cs="Courier New"/>
         </w:rPr>
-        <w:t>- Appendix Link: `https://github.com/Alucard30Dec/Online-Sales-Management-System/tree/main/Report%20Test%20subject/SV00123-ATU-A01`</w:t>
+        <w:t>- Appendix Link: `https://github.com/Alucard30Dec/Online-Sales-Management-System/tree/main/Report%20Test%20subject/Powered%20by%20GPT`</w:t>
       </w:r>
     </w:p>
     <w:p>
@@ -313,7 +415,7 @@
         <w:rPr>
           <w:rFonts w:ascii="Courier New" w:hAnsi="Courier New" w:cs="Courier New"/>
         </w:rPr>
-        <w:t>- Submission Date: `April 06, 2026`</w:t>
+        <w:t>- Submission Date: `April 11, 2026`</w:t>
       </w:r>
     </w:p>
     <w:p>
@@ -437,6 +539,35 @@
           <w:rFonts w:ascii="Courier New" w:hAnsi="Courier New" w:cs="Courier New"/>
         </w:rPr>
       </w:pPr>
+      <w:r>
+        <w:rPr>
+          <w:rFonts w:ascii="Courier New" w:hAnsi="Courier New" w:cs="Courier New"/>
+        </w:rPr>
+        <w:t>| `1.1` | `2026-04-10` | QA team | Expanded verified UI execution evidence, refreshed metrics, and synchronized the report with the updated test case baseline |</w:t>
+      </w:r>
+    </w:p>
+    <w:p>
+      <w:pPr>
+        <w:pStyle w:val="PlainText"/>
+        <w:rPr>
+          <w:rFonts w:ascii="Courier New" w:hAnsi="Courier New" w:cs="Courier New"/>
+        </w:rPr>
+      </w:pPr>
+      <w:r>
+        <w:rPr>
+          <w:rFonts w:ascii="Courier New" w:hAnsi="Courier New" w:cs="Courier New"/>
+        </w:rPr>
+        <w:lastRenderedPageBreak/>
+        <w:t>| `1.2` | `2026-04-11` | QA team | Removed UI Not Run status through real execution, refreshed defect log, metrics, report, and slides |</w:t>
+      </w:r>
+    </w:p>
+    <w:p>
+      <w:pPr>
+        <w:pStyle w:val="PlainText"/>
+        <w:rPr>
+          <w:rFonts w:ascii="Courier New" w:hAnsi="Courier New" w:cs="Courier New"/>
+        </w:rPr>
+      </w:pPr>
     </w:p>
     <w:p>
       <w:pPr>
@@ -471,7 +602,7 @@
         <w:rPr>
           <w:rFonts w:ascii="Courier New" w:hAnsi="Courier New" w:cs="Courier New"/>
         </w:rPr>
-        <w:t>Insert an automatic Word table of contents here after applying heading styles.</w:t>
+        <w:t>The exported DOCX and PDF should use the heading hierarchy below for navigation.</w:t>
       </w:r>
     </w:p>
     <w:p>
@@ -537,14 +668,7 @@
         <w:rPr>
           <w:rFonts w:ascii="Courier New" w:hAnsi="Courier New" w:cs="Courier New"/>
         </w:rPr>
-        <w:t xml:space="preserve">This report presents the final software-testing submission for the `Online Sales Management System`, an `ASP.NET Core MVC (.NET 8)` application that manages authentication, products, suppliers, customers, purchases, invoices, stock, reports, and a public product catalog. The </w:t>
-      </w:r>
-      <w:r>
-        <w:rPr>
-          <w:rFonts w:ascii="Courier New" w:hAnsi="Courier New" w:cs="Courier New"/>
-        </w:rPr>
-        <w:lastRenderedPageBreak/>
-        <w:t>project also exposes a small API surface for service health and public catalog access. The test submission was built directly from source-code inspection, seeded demo data, local execution, and evidence collected from the running applic</w:t>
+        <w:t>This report presents the final software-testing submission for the `Online Sales Management System`, an `ASP.NET Core MVC (.NET 8)` application that manages authentication, products, suppliers, customers, purchases, invoices, stock, reports, and a public product catalog. The project also exposes a small API surface for service health and public catalog access. The test submission was built directly from source-code inspection, seeded demo data, local execution, and evidence collected from the running applic</w:t>
       </w:r>
       <w:r>
         <w:rPr>
@@ -958,7 +1082,63 @@
         <w:rPr>
           <w:rFonts w:ascii="Courier New" w:hAnsi="Courier New" w:cs="Courier New"/>
         </w:rPr>
-        <w:t>[INSERT TABLE O-1: summary ownership counts derived from `test-cases/ui/OSMS-UI-Test-Cases.xlsx`]</w:t>
+        <w:t>| Member | Primary ownership | UI cases owned |</w:t>
+      </w:r>
+    </w:p>
+    <w:p>
+      <w:pPr>
+        <w:pStyle w:val="PlainText"/>
+        <w:rPr>
+          <w:rFonts w:ascii="Courier New" w:hAnsi="Courier New" w:cs="Courier New"/>
+        </w:rPr>
+      </w:pPr>
+      <w:r>
+        <w:rPr>
+          <w:rFonts w:ascii="Courier New" w:hAnsi="Courier New" w:cs="Courier New"/>
+        </w:rPr>
+        <w:t>|---|---|---:|</w:t>
+      </w:r>
+    </w:p>
+    <w:p>
+      <w:pPr>
+        <w:pStyle w:val="PlainText"/>
+        <w:rPr>
+          <w:rFonts w:ascii="Courier New" w:hAnsi="Courier New" w:cs="Courier New"/>
+        </w:rPr>
+      </w:pPr>
+      <w:r>
+        <w:rPr>
+          <w:rFonts w:ascii="Courier New" w:hAnsi="Courier New" w:cs="Courier New"/>
+        </w:rPr>
+        <w:t>| `Hoang Van Thien` | Authentication, permissions, admin, invoices, reports | `17` |</w:t>
+      </w:r>
+    </w:p>
+    <w:p>
+      <w:pPr>
+        <w:pStyle w:val="PlainText"/>
+        <w:rPr>
+          <w:rFonts w:ascii="Courier New" w:hAnsi="Courier New" w:cs="Courier New"/>
+        </w:rPr>
+      </w:pPr>
+      <w:r>
+        <w:rPr>
+          <w:rFonts w:ascii="Courier New" w:hAnsi="Courier New" w:cs="Courier New"/>
+        </w:rPr>
+        <w:t>| `Nguyen Thanh Dat` | Customers, suppliers, purchases, partial stock | `13` |</w:t>
+      </w:r>
+    </w:p>
+    <w:p>
+      <w:pPr>
+        <w:pStyle w:val="PlainText"/>
+        <w:rPr>
+          <w:rFonts w:ascii="Courier New" w:hAnsi="Courier New" w:cs="Courier New"/>
+        </w:rPr>
+      </w:pPr>
+      <w:r>
+        <w:rPr>
+          <w:rFonts w:ascii="Courier New" w:hAnsi="Courier New" w:cs="Courier New"/>
+        </w:rPr>
+        <w:t>| `Le Quang Duy` | Products, product import, partial stock, public catalog | `14` |</w:t>
       </w:r>
     </w:p>
     <w:p>
@@ -1604,7 +1784,105 @@
         <w:rPr>
           <w:rFonts w:ascii="Courier New" w:hAnsi="Courier New" w:cs="Courier New"/>
         </w:rPr>
-        <w:t>[INSERT TABLE P-1: concise test-environment table based on `docs/test-plan.md`]</w:t>
+        <w:t>| Item | Value |</w:t>
+      </w:r>
+    </w:p>
+    <w:p>
+      <w:pPr>
+        <w:pStyle w:val="PlainText"/>
+        <w:rPr>
+          <w:rFonts w:ascii="Courier New" w:hAnsi="Courier New" w:cs="Courier New"/>
+        </w:rPr>
+      </w:pPr>
+      <w:r>
+        <w:rPr>
+          <w:rFonts w:ascii="Courier New" w:hAnsi="Courier New" w:cs="Courier New"/>
+        </w:rPr>
+        <w:t>|---|---|</w:t>
+      </w:r>
+    </w:p>
+    <w:p>
+      <w:pPr>
+        <w:pStyle w:val="PlainText"/>
+        <w:rPr>
+          <w:rFonts w:ascii="Courier New" w:hAnsi="Courier New" w:cs="Courier New"/>
+        </w:rPr>
+      </w:pPr>
+      <w:r>
+        <w:rPr>
+          <w:rFonts w:ascii="Courier New" w:hAnsi="Courier New" w:cs="Courier New"/>
+        </w:rPr>
+        <w:t>| Operating system | `Windows 11` |</w:t>
+      </w:r>
+    </w:p>
+    <w:p>
+      <w:pPr>
+        <w:pStyle w:val="PlainText"/>
+        <w:rPr>
+          <w:rFonts w:ascii="Courier New" w:hAnsi="Courier New" w:cs="Courier New"/>
+        </w:rPr>
+      </w:pPr>
+      <w:r>
+        <w:rPr>
+          <w:rFonts w:ascii="Courier New" w:hAnsi="Courier New" w:cs="Courier New"/>
+        </w:rPr>
+        <w:t>| Runtime | `.NET 8` |</w:t>
+      </w:r>
+    </w:p>
+    <w:p>
+      <w:pPr>
+        <w:pStyle w:val="PlainText"/>
+        <w:rPr>
+          <w:rFonts w:ascii="Courier New" w:hAnsi="Courier New" w:cs="Courier New"/>
+        </w:rPr>
+      </w:pPr>
+      <w:r>
+        <w:rPr>
+          <w:rFonts w:ascii="Courier New" w:hAnsi="Courier New" w:cs="Courier New"/>
+        </w:rPr>
+        <w:t>| Primary browser | `Google Chrome` |</w:t>
+      </w:r>
+    </w:p>
+    <w:p>
+      <w:pPr>
+        <w:pStyle w:val="PlainText"/>
+        <w:rPr>
+          <w:rFonts w:ascii="Courier New" w:hAnsi="Courier New" w:cs="Courier New"/>
+        </w:rPr>
+      </w:pPr>
+      <w:r>
+        <w:rPr>
+          <w:rFonts w:ascii="Courier New" w:hAnsi="Courier New" w:cs="Courier New"/>
+        </w:rPr>
+        <w:t>| Base URL | `http://localhost:5068` |</w:t>
+      </w:r>
+    </w:p>
+    <w:p>
+      <w:pPr>
+        <w:pStyle w:val="PlainText"/>
+        <w:rPr>
+          <w:rFonts w:ascii="Courier New" w:hAnsi="Courier New" w:cs="Courier New"/>
+        </w:rPr>
+      </w:pPr>
+      <w:r>
+        <w:rPr>
+          <w:rFonts w:ascii="Courier New" w:hAnsi="Courier New" w:cs="Courier New"/>
+        </w:rPr>
+        <w:t>| Database tag | `TiDB / test` |</w:t>
+      </w:r>
+    </w:p>
+    <w:p>
+      <w:pPr>
+        <w:pStyle w:val="PlainText"/>
+        <w:rPr>
+          <w:rFonts w:ascii="Courier New" w:hAnsi="Courier New" w:cs="Courier New"/>
+        </w:rPr>
+      </w:pPr>
+      <w:r>
+        <w:rPr>
+          <w:rFonts w:ascii="Courier New" w:hAnsi="Courier New" w:cs="Courier New"/>
+        </w:rPr>
+        <w:t>| Repository path | `E:\Project\Online-Sales-Management-System` |</w:t>
       </w:r>
     </w:p>
     <w:p>
@@ -1714,7 +1992,91 @@
         <w:rPr>
           <w:rFonts w:ascii="Courier New" w:hAnsi="Courier New" w:cs="Courier New"/>
         </w:rPr>
-        <w:t>[INSERT TABLE D-1: scenario summary from `docs/test-scenarios.md` or `metrics/OSMS-Scenario-Coverage.csv`]</w:t>
+        <w:t>| Scenario metric | Value |</w:t>
+      </w:r>
+    </w:p>
+    <w:p>
+      <w:pPr>
+        <w:pStyle w:val="PlainText"/>
+        <w:rPr>
+          <w:rFonts w:ascii="Courier New" w:hAnsi="Courier New" w:cs="Courier New"/>
+        </w:rPr>
+      </w:pPr>
+      <w:r>
+        <w:rPr>
+          <w:rFonts w:ascii="Courier New" w:hAnsi="Courier New" w:cs="Courier New"/>
+        </w:rPr>
+        <w:t>|---|---:|</w:t>
+      </w:r>
+    </w:p>
+    <w:p>
+      <w:pPr>
+        <w:pStyle w:val="PlainText"/>
+        <w:rPr>
+          <w:rFonts w:ascii="Courier New" w:hAnsi="Courier New" w:cs="Courier New"/>
+        </w:rPr>
+      </w:pPr>
+      <w:r>
+        <w:rPr>
+          <w:rFonts w:ascii="Courier New" w:hAnsi="Courier New" w:cs="Courier New"/>
+        </w:rPr>
+        <w:t>| Documented scenarios | `42` |</w:t>
+      </w:r>
+    </w:p>
+    <w:p>
+      <w:pPr>
+        <w:pStyle w:val="PlainText"/>
+        <w:rPr>
+          <w:rFonts w:ascii="Courier New" w:hAnsi="Courier New" w:cs="Courier New"/>
+        </w:rPr>
+      </w:pPr>
+      <w:r>
+        <w:rPr>
+          <w:rFonts w:ascii="Courier New" w:hAnsi="Courier New" w:cs="Courier New"/>
+        </w:rPr>
+        <w:t>| Scenarios mapped to test cases | `42` |</w:t>
+      </w:r>
+    </w:p>
+    <w:p>
+      <w:pPr>
+        <w:pStyle w:val="PlainText"/>
+        <w:rPr>
+          <w:rFonts w:ascii="Courier New" w:hAnsi="Courier New" w:cs="Courier New"/>
+        </w:rPr>
+      </w:pPr>
+      <w:r>
+        <w:rPr>
+          <w:rFonts w:ascii="Courier New" w:hAnsi="Courier New" w:cs="Courier New"/>
+        </w:rPr>
+        <w:t>| Scenario design coverage | `100%` |</w:t>
+      </w:r>
+    </w:p>
+    <w:p>
+      <w:pPr>
+        <w:pStyle w:val="PlainText"/>
+        <w:rPr>
+          <w:rFonts w:ascii="Courier New" w:hAnsi="Courier New" w:cs="Courier New"/>
+        </w:rPr>
+      </w:pPr>
+      <w:r>
+        <w:rPr>
+          <w:rFonts w:ascii="Courier New" w:hAnsi="Courier New" w:cs="Courier New"/>
+        </w:rPr>
+        <w:t>| Scenarios with execution evidence | `42` |</w:t>
+      </w:r>
+    </w:p>
+    <w:p>
+      <w:pPr>
+        <w:pStyle w:val="PlainText"/>
+        <w:rPr>
+          <w:rFonts w:ascii="Courier New" w:hAnsi="Courier New" w:cs="Courier New"/>
+        </w:rPr>
+      </w:pPr>
+      <w:r>
+        <w:rPr>
+          <w:rFonts w:ascii="Courier New" w:hAnsi="Courier New" w:cs="Courier New"/>
+        </w:rPr>
+        <w:t>| Scenario execution coverage | `100%` |</w:t>
       </w:r>
     </w:p>
     <w:p>
@@ -2128,41 +2490,111 @@
           <w:rFonts w:ascii="Courier New" w:hAnsi="Courier New" w:cs="Courier New"/>
         </w:rPr>
       </w:pPr>
-    </w:p>
-    <w:p>
-      <w:pPr>
-        <w:pStyle w:val="PlainText"/>
-        <w:rPr>
-          <w:rFonts w:ascii="Courier New" w:hAnsi="Courier New" w:cs="Courier New"/>
-        </w:rPr>
-      </w:pPr>
-      <w:r>
-        <w:rPr>
-          <w:rFonts w:ascii="Courier New" w:hAnsi="Courier New" w:cs="Courier New"/>
-        </w:rPr>
-        <w:t>The test cases were written to maximize clarity, reproducibility, and rubric coverage. Negative cases were prioritized for authentication, permissions, validation, duplicate inputs, import restrictions, and inventory-related workflows.</w:t>
-      </w:r>
-    </w:p>
-    <w:p>
-      <w:pPr>
-        <w:pStyle w:val="PlainText"/>
-        <w:rPr>
-          <w:rFonts w:ascii="Courier New" w:hAnsi="Courier New" w:cs="Courier New"/>
-        </w:rPr>
-      </w:pPr>
-    </w:p>
-    <w:p>
-      <w:pPr>
-        <w:pStyle w:val="PlainText"/>
-        <w:rPr>
-          <w:rFonts w:ascii="Courier New" w:hAnsi="Courier New" w:cs="Courier New"/>
-        </w:rPr>
-      </w:pPr>
-      <w:r>
-        <w:rPr>
-          <w:rFonts w:ascii="Courier New" w:hAnsi="Courier New" w:cs="Courier New"/>
-        </w:rPr>
-        <w:t>[INSERT TABLE D-2: sample UI test case rows from `test-cases/ui/OSMS-UI-Test-Cases.xlsx`]</w:t>
+      <w:r>
+        <w:rPr>
+          <w:rFonts w:ascii="Courier New" w:hAnsi="Courier New" w:cs="Courier New"/>
+        </w:rPr>
+        <w:t>- Evidence / Note</w:t>
+      </w:r>
+    </w:p>
+    <w:p>
+      <w:pPr>
+        <w:pStyle w:val="PlainText"/>
+        <w:rPr>
+          <w:rFonts w:ascii="Courier New" w:hAnsi="Courier New" w:cs="Courier New"/>
+        </w:rPr>
+      </w:pPr>
+    </w:p>
+    <w:p>
+      <w:pPr>
+        <w:pStyle w:val="PlainText"/>
+        <w:rPr>
+          <w:rFonts w:ascii="Courier New" w:hAnsi="Courier New" w:cs="Courier New"/>
+        </w:rPr>
+      </w:pPr>
+      <w:r>
+        <w:rPr>
+          <w:rFonts w:ascii="Courier New" w:hAnsi="Courier New" w:cs="Courier New"/>
+        </w:rPr>
+        <w:t>The test cases were written to maximize clarity, reproducibility, and rubric coverage. Negative cases were prioritized for authentication, permissions, validation, duplicate inputs, import restrictions, and inventory-related workflows. In the current synchronized package, every UI case now has runtime evidence and no UI row remains in `Not Run`.</w:t>
+      </w:r>
+    </w:p>
+    <w:p>
+      <w:pPr>
+        <w:pStyle w:val="PlainText"/>
+        <w:rPr>
+          <w:rFonts w:ascii="Courier New" w:hAnsi="Courier New" w:cs="Courier New"/>
+        </w:rPr>
+      </w:pPr>
+    </w:p>
+    <w:p>
+      <w:pPr>
+        <w:pStyle w:val="PlainText"/>
+        <w:rPr>
+          <w:rFonts w:ascii="Courier New" w:hAnsi="Courier New" w:cs="Courier New"/>
+        </w:rPr>
+      </w:pPr>
+      <w:r>
+        <w:rPr>
+          <w:rFonts w:ascii="Courier New" w:hAnsi="Courier New" w:cs="Courier New"/>
+        </w:rPr>
+        <w:t>| Test Case ID | Module | Preconditions | Expected Result | Actual Result | Status |</w:t>
+      </w:r>
+    </w:p>
+    <w:p>
+      <w:pPr>
+        <w:pStyle w:val="PlainText"/>
+        <w:rPr>
+          <w:rFonts w:ascii="Courier New" w:hAnsi="Courier New" w:cs="Courier New"/>
+        </w:rPr>
+      </w:pPr>
+      <w:r>
+        <w:rPr>
+          <w:rFonts w:ascii="Courier New" w:hAnsi="Courier New" w:cs="Courier New"/>
+        </w:rPr>
+        <w:t>|---|---|---|---|---|---|</w:t>
+      </w:r>
+    </w:p>
+    <w:p>
+      <w:pPr>
+        <w:pStyle w:val="PlainText"/>
+        <w:rPr>
+          <w:rFonts w:ascii="Courier New" w:hAnsi="Courier New" w:cs="Courier New"/>
+        </w:rPr>
+      </w:pPr>
+      <w:r>
+        <w:rPr>
+          <w:rFonts w:ascii="Courier New" w:hAnsi="Courier New" w:cs="Courier New"/>
+        </w:rPr>
+        <w:t>| `TC-UI-AUTH-001` | Authentication | App is running; seeded admin account exists | Admin user reaches dashboard after valid login | Focused rerun reached the admin dashboard successfully | `Pass` |</w:t>
+      </w:r>
+    </w:p>
+    <w:p>
+      <w:pPr>
+        <w:pStyle w:val="PlainText"/>
+        <w:rPr>
+          <w:rFonts w:ascii="Courier New" w:hAnsi="Courier New" w:cs="Courier New"/>
+        </w:rPr>
+      </w:pPr>
+      <w:r>
+        <w:rPr>
+          <w:rFonts w:ascii="Courier New" w:hAnsi="Courier New" w:cs="Courier New"/>
+        </w:rPr>
+        <w:t>| `TC-UI-PUR-001` | Purchases | Warehouse or admin is logged in; valid supplier and product exist | Draft purchase is created and redirects to details page | Draft purchase was created successfully and redirected to details page | `Pass` |</w:t>
+      </w:r>
+    </w:p>
+    <w:p>
+      <w:pPr>
+        <w:pStyle w:val="PlainText"/>
+        <w:rPr>
+          <w:rFonts w:ascii="Courier New" w:hAnsi="Courier New" w:cs="Courier New"/>
+        </w:rPr>
+      </w:pPr>
+      <w:r>
+        <w:rPr>
+          <w:rFonts w:ascii="Courier New" w:hAnsi="Courier New" w:cs="Courier New"/>
+        </w:rPr>
+        <w:t>| `TC-UI-INV-001` | Invoices | Sales or admin is logged in; in-stock product exists | Invoice is created successfully and stock is reduced | Create action failed and returned to the form with error toast; server log confirmed backend exception | `Fail` |</w:t>
       </w:r>
     </w:p>
     <w:p>
@@ -2434,6 +2866,28 @@
         <w:rPr>
           <w:rFonts w:ascii="Courier New" w:hAnsi="Courier New" w:cs="Courier New"/>
         </w:rPr>
+        <w:t>The API workbook also includes an `Evidence / Note` column so each API case can point back to the Newman text output and XML runner artifact used for execution proof.</w:t>
+      </w:r>
+    </w:p>
+    <w:p>
+      <w:pPr>
+        <w:pStyle w:val="PlainText"/>
+        <w:rPr>
+          <w:rFonts w:ascii="Courier New" w:hAnsi="Courier New" w:cs="Courier New"/>
+        </w:rPr>
+      </w:pPr>
+    </w:p>
+    <w:p>
+      <w:pPr>
+        <w:pStyle w:val="PlainText"/>
+        <w:rPr>
+          <w:rFonts w:ascii="Courier New" w:hAnsi="Courier New" w:cs="Courier New"/>
+        </w:rPr>
+      </w:pPr>
+      <w:r>
+        <w:rPr>
+          <w:rFonts w:ascii="Courier New" w:hAnsi="Courier New" w:cs="Courier New"/>
+        </w:rPr>
         <w:t>All API cases were derived from real routes only. No undocumented endpoint was added.</w:t>
       </w:r>
     </w:p>
@@ -2456,7 +2910,63 @@
         <w:rPr>
           <w:rFonts w:ascii="Courier New" w:hAnsi="Courier New" w:cs="Courier New"/>
         </w:rPr>
-        <w:t>[INSERT TABLE D-3: sample API test case rows from `test-cases/api/OSMS-API-Test-Cases.xlsx`]</w:t>
+        <w:t>| Test Case ID | Endpoint | Expected Status | Expected Result | Actual Result | Status |</w:t>
+      </w:r>
+    </w:p>
+    <w:p>
+      <w:pPr>
+        <w:pStyle w:val="PlainText"/>
+        <w:rPr>
+          <w:rFonts w:ascii="Courier New" w:hAnsi="Courier New" w:cs="Courier New"/>
+        </w:rPr>
+      </w:pPr>
+      <w:r>
+        <w:rPr>
+          <w:rFonts w:ascii="Courier New" w:hAnsi="Courier New" w:cs="Courier New"/>
+        </w:rPr>
+        <w:t>|---|---|---:|---|---|---|</w:t>
+      </w:r>
+    </w:p>
+    <w:p>
+      <w:pPr>
+        <w:pStyle w:val="PlainText"/>
+        <w:rPr>
+          <w:rFonts w:ascii="Courier New" w:hAnsi="Courier New" w:cs="Courier New"/>
+        </w:rPr>
+      </w:pPr>
+      <w:r>
+        <w:rPr>
+          <w:rFonts w:ascii="Courier New" w:hAnsi="Courier New" w:cs="Courier New"/>
+        </w:rPr>
+        <w:t>| `TC-API-HLT-001` | `GET /api/v1/health` | `200` | Health payload contains `status`, `service`, `serverTimeUtc`, `version` | Newman full run passed all health assertions | `Pass` |</w:t>
+      </w:r>
+    </w:p>
+    <w:p>
+      <w:pPr>
+        <w:pStyle w:val="PlainText"/>
+        <w:rPr>
+          <w:rFonts w:ascii="Courier New" w:hAnsi="Courier New" w:cs="Courier New"/>
+        </w:rPr>
+      </w:pPr>
+      <w:r>
+        <w:rPr>
+          <w:rFonts w:ascii="Courier New" w:hAnsi="Courier New" w:cs="Courier New"/>
+        </w:rPr>
+        <w:t>| `TC-API-CAT-004` | `GET /api/v1/catalog/products?brandId=30039&amp;page=1&amp;pageSize=5` | `200` | Returned items match `brandId=30039` or empty array without error | Request passed all Newman assertions in full run | `Pass` |</w:t>
+      </w:r>
+    </w:p>
+    <w:p>
+      <w:pPr>
+        <w:pStyle w:val="PlainText"/>
+        <w:rPr>
+          <w:rFonts w:ascii="Courier New" w:hAnsi="Courier New" w:cs="Courier New"/>
+        </w:rPr>
+      </w:pPr>
+      <w:r>
+        <w:rPr>
+          <w:rFonts w:ascii="Courier New" w:hAnsi="Courier New" w:cs="Courier New"/>
+        </w:rPr>
+        <w:t>| `TC-API-CAT-012` | `GET /api/v1/catalog/products?sort=popularity&amp;page=1&amp;pageSize=5` | `400` | Validation error indicates unsupported sort option | Request returned expected validation status and passed Newman assertions | `Pass` |</w:t>
       </w:r>
     </w:p>
     <w:p>
@@ -2636,7 +3146,77 @@
         <w:rPr>
           <w:rFonts w:ascii="Courier New" w:hAnsi="Courier New" w:cs="Courier New"/>
         </w:rPr>
-        <w:t>[INSERT TABLE D-4: test-data summary from `test-data/accounts/OSMS-Test-Accounts.md` and `test-data/ui/OSMS-UI-Test-Data.xlsx`]</w:t>
+        <w:t>| Data group | Real source | Purpose |</w:t>
+      </w:r>
+    </w:p>
+    <w:p>
+      <w:pPr>
+        <w:pStyle w:val="PlainText"/>
+        <w:rPr>
+          <w:rFonts w:ascii="Courier New" w:hAnsi="Courier New" w:cs="Courier New"/>
+        </w:rPr>
+      </w:pPr>
+      <w:r>
+        <w:rPr>
+          <w:rFonts w:ascii="Courier New" w:hAnsi="Courier New" w:cs="Courier New"/>
+        </w:rPr>
+        <w:t>|---|---|---|</w:t>
+      </w:r>
+    </w:p>
+    <w:p>
+      <w:pPr>
+        <w:pStyle w:val="PlainText"/>
+        <w:rPr>
+          <w:rFonts w:ascii="Courier New" w:hAnsi="Courier New" w:cs="Courier New"/>
+        </w:rPr>
+      </w:pPr>
+      <w:r>
+        <w:rPr>
+          <w:rFonts w:ascii="Courier New" w:hAnsi="Courier New" w:cs="Courier New"/>
+        </w:rPr>
+        <w:t>| Seeded admin accounts | `admin@osms.local`, `sales@osms.local`, `warehouse@osms.local` | Auth, permission, purchase, invoice, report, and stock flows |</w:t>
+      </w:r>
+    </w:p>
+    <w:p>
+      <w:pPr>
+        <w:pStyle w:val="PlainText"/>
+        <w:rPr>
+          <w:rFonts w:ascii="Courier New" w:hAnsi="Courier New" w:cs="Courier New"/>
+        </w:rPr>
+      </w:pPr>
+      <w:r>
+        <w:rPr>
+          <w:rFonts w:ascii="Courier New" w:hAnsi="Courier New" w:cs="Courier New"/>
+        </w:rPr>
+        <w:t>| Negative credentials | fake password / unknown email / inactive account placeholder | Invalid login and inactive-account scenarios |</w:t>
+      </w:r>
+    </w:p>
+    <w:p>
+      <w:pPr>
+        <w:pStyle w:val="PlainText"/>
+        <w:rPr>
+          <w:rFonts w:ascii="Courier New" w:hAnsi="Courier New" w:cs="Courier New"/>
+        </w:rPr>
+      </w:pPr>
+      <w:r>
+        <w:rPr>
+          <w:rFonts w:ascii="Courier New" w:hAnsi="Courier New" w:cs="Courier New"/>
+        </w:rPr>
+        <w:t>| UI business data | prepared supplier, product, import, and form values | CRUD, purchase, invoice, and import execution |</w:t>
+      </w:r>
+    </w:p>
+    <w:p>
+      <w:pPr>
+        <w:pStyle w:val="PlainText"/>
+        <w:rPr>
+          <w:rFonts w:ascii="Courier New" w:hAnsi="Courier New" w:cs="Courier New"/>
+        </w:rPr>
+      </w:pPr>
+      <w:r>
+        <w:rPr>
+          <w:rFonts w:ascii="Courier New" w:hAnsi="Courier New" w:cs="Courier New"/>
+        </w:rPr>
+        <w:t>| API query data | real category, brand, product IDs and negative query variations | Health and catalog API validation coverage |</w:t>
       </w:r>
     </w:p>
     <w:p>
@@ -3036,7 +3616,63 @@
         <w:rPr>
           <w:rFonts w:ascii="Courier New" w:hAnsi="Courier New" w:cs="Courier New"/>
         </w:rPr>
-        <w:t>[INSERT TABLE D-5: automation scope summary from `docs/phase-7-automation-design.md`]</w:t>
+        <w:t>| Automation surface | Implemented items | Evidence type |</w:t>
+      </w:r>
+    </w:p>
+    <w:p>
+      <w:pPr>
+        <w:pStyle w:val="PlainText"/>
+        <w:rPr>
+          <w:rFonts w:ascii="Courier New" w:hAnsi="Courier New" w:cs="Courier New"/>
+        </w:rPr>
+      </w:pPr>
+      <w:r>
+        <w:rPr>
+          <w:rFonts w:ascii="Courier New" w:hAnsi="Courier New" w:cs="Courier New"/>
+        </w:rPr>
+        <w:t>|---|---|---|</w:t>
+      </w:r>
+    </w:p>
+    <w:p>
+      <w:pPr>
+        <w:pStyle w:val="PlainText"/>
+        <w:rPr>
+          <w:rFonts w:ascii="Courier New" w:hAnsi="Courier New" w:cs="Courier New"/>
+        </w:rPr>
+      </w:pPr>
+      <w:r>
+        <w:rPr>
+          <w:rFonts w:ascii="Courier New" w:hAnsi="Courier New" w:cs="Courier New"/>
+        </w:rPr>
+        <w:t>| UI Selenium + xUnit | login smoke, permission denial, purchase draft creation, invoice creation, import preview | screenshots + TRX |</w:t>
+      </w:r>
+    </w:p>
+    <w:p>
+      <w:pPr>
+        <w:pStyle w:val="PlainText"/>
+        <w:rPr>
+          <w:rFonts w:ascii="Courier New" w:hAnsi="Courier New" w:cs="Courier New"/>
+        </w:rPr>
+      </w:pPr>
+      <w:r>
+        <w:rPr>
+          <w:rFonts w:ascii="Courier New" w:hAnsi="Courier New" w:cs="Courier New"/>
+        </w:rPr>
+        <w:t>| API Postman + Newman | health, catalog list/detail, validation, trending, filters | Newman text output + XML |</w:t>
+      </w:r>
+    </w:p>
+    <w:p>
+      <w:pPr>
+        <w:pStyle w:val="PlainText"/>
+        <w:rPr>
+          <w:rFonts w:ascii="Courier New" w:hAnsi="Courier New" w:cs="Courier New"/>
+        </w:rPr>
+      </w:pPr>
+      <w:r>
+        <w:rPr>
+          <w:rFonts w:ascii="Courier New" w:hAnsi="Courier New" w:cs="Courier New"/>
+        </w:rPr>
+        <w:t>| Reusable design | page objects, waits, screenshot helper, CSV loader, WebDriver factory | source code in `TestScript-Data/Automation/` |</w:t>
       </w:r>
     </w:p>
     <w:p>
@@ -3080,7 +3716,7 @@
         <w:rPr>
           <w:rFonts w:ascii="Courier New" w:hAnsi="Courier New" w:cs="Courier New"/>
         </w:rPr>
-        <w:t>As of `2026-04-06`, the real execution set is materially stronger than the initial partial run, but it still must be interpreted conservatively:</w:t>
+        <w:t>As of `2026-04-11`, the synchronized execution baseline now covers all designed UI and API cases with real runtime evidence:</w:t>
       </w:r>
     </w:p>
     <w:p>
@@ -3116,35 +3752,35 @@
         <w:rPr>
           <w:rFonts w:ascii="Courier New" w:hAnsi="Courier New" w:cs="Courier New"/>
         </w:rPr>
-        <w:t>- executed: `25`</w:t>
-      </w:r>
-    </w:p>
-    <w:p>
-      <w:pPr>
-        <w:pStyle w:val="PlainText"/>
-        <w:rPr>
-          <w:rFonts w:ascii="Courier New" w:hAnsi="Courier New" w:cs="Courier New"/>
-        </w:rPr>
-      </w:pPr>
-      <w:r>
-        <w:rPr>
-          <w:rFonts w:ascii="Courier New" w:hAnsi="Courier New" w:cs="Courier New"/>
-        </w:rPr>
-        <w:t>- pass: `24`</w:t>
-      </w:r>
-    </w:p>
-    <w:p>
-      <w:pPr>
-        <w:pStyle w:val="PlainText"/>
-        <w:rPr>
-          <w:rFonts w:ascii="Courier New" w:hAnsi="Courier New" w:cs="Courier New"/>
-        </w:rPr>
-      </w:pPr>
-      <w:r>
-        <w:rPr>
-          <w:rFonts w:ascii="Courier New" w:hAnsi="Courier New" w:cs="Courier New"/>
-        </w:rPr>
-        <w:t>- fail: `1`</w:t>
+        <w:t>- executed: `63`</w:t>
+      </w:r>
+    </w:p>
+    <w:p>
+      <w:pPr>
+        <w:pStyle w:val="PlainText"/>
+        <w:rPr>
+          <w:rFonts w:ascii="Courier New" w:hAnsi="Courier New" w:cs="Courier New"/>
+        </w:rPr>
+      </w:pPr>
+      <w:r>
+        <w:rPr>
+          <w:rFonts w:ascii="Courier New" w:hAnsi="Courier New" w:cs="Courier New"/>
+        </w:rPr>
+        <w:t>- pass: `56`</w:t>
+      </w:r>
+    </w:p>
+    <w:p>
+      <w:pPr>
+        <w:pStyle w:val="PlainText"/>
+        <w:rPr>
+          <w:rFonts w:ascii="Courier New" w:hAnsi="Courier New" w:cs="Courier New"/>
+        </w:rPr>
+      </w:pPr>
+      <w:r>
+        <w:rPr>
+          <w:rFonts w:ascii="Courier New" w:hAnsi="Courier New" w:cs="Courier New"/>
+        </w:rPr>
+        <w:t>- fail: `7`</w:t>
       </w:r>
     </w:p>
     <w:p>
@@ -3172,21 +3808,21 @@
         <w:rPr>
           <w:rFonts w:ascii="Courier New" w:hAnsi="Courier New" w:cs="Courier New"/>
         </w:rPr>
-        <w:t>- not run: `38`</w:t>
-      </w:r>
-    </w:p>
-    <w:p>
-      <w:pPr>
-        <w:pStyle w:val="PlainText"/>
-        <w:rPr>
-          <w:rFonts w:ascii="Courier New" w:hAnsi="Courier New" w:cs="Courier New"/>
-        </w:rPr>
-      </w:pPr>
-      <w:r>
-        <w:rPr>
-          <w:rFonts w:ascii="Courier New" w:hAnsi="Courier New" w:cs="Courier New"/>
-        </w:rPr>
-        <w:t>- execution progress: `39.68%`</w:t>
+        <w:t>- not run: `0`</w:t>
+      </w:r>
+    </w:p>
+    <w:p>
+      <w:pPr>
+        <w:pStyle w:val="PlainText"/>
+        <w:rPr>
+          <w:rFonts w:ascii="Courier New" w:hAnsi="Courier New" w:cs="Courier New"/>
+        </w:rPr>
+      </w:pPr>
+      <w:r>
+        <w:rPr>
+          <w:rFonts w:ascii="Courier New" w:hAnsi="Courier New" w:cs="Courier New"/>
+        </w:rPr>
+        <w:t>- execution progress: `100%`</w:t>
       </w:r>
     </w:p>
     <w:p>
@@ -3230,49 +3866,147 @@
         <w:rPr>
           <w:rFonts w:ascii="Courier New" w:hAnsi="Courier New" w:cs="Courier New"/>
         </w:rPr>
-        <w:t>- `TC-UI-AUTH-001` - admin login smoke</w:t>
-      </w:r>
-    </w:p>
-    <w:p>
-      <w:pPr>
-        <w:pStyle w:val="PlainText"/>
-        <w:rPr>
-          <w:rFonts w:ascii="Courier New" w:hAnsi="Courier New" w:cs="Courier New"/>
-        </w:rPr>
-      </w:pPr>
-      <w:r>
-        <w:rPr>
-          <w:rFonts w:ascii="Courier New" w:hAnsi="Courier New" w:cs="Courier New"/>
-        </w:rPr>
-        <w:t>- `TC-UI-AUTH-003` - denied navigation to purchases is enforced by redirect away from the protected route</w:t>
-      </w:r>
-    </w:p>
-    <w:p>
-      <w:pPr>
-        <w:pStyle w:val="PlainText"/>
-        <w:rPr>
-          <w:rFonts w:ascii="Courier New" w:hAnsi="Courier New" w:cs="Courier New"/>
-        </w:rPr>
-      </w:pPr>
-      <w:r>
-        <w:rPr>
-          <w:rFonts w:ascii="Courier New" w:hAnsi="Courier New" w:cs="Courier New"/>
-        </w:rPr>
-        <w:t>- `TC-UI-IMP-002` - product import preview counts are displayed correctly</w:t>
-      </w:r>
-    </w:p>
-    <w:p>
-      <w:pPr>
-        <w:pStyle w:val="PlainText"/>
-        <w:rPr>
-          <w:rFonts w:ascii="Courier New" w:hAnsi="Courier New" w:cs="Courier New"/>
-        </w:rPr>
-      </w:pPr>
-      <w:r>
-        <w:rPr>
-          <w:rFonts w:ascii="Courier New" w:hAnsi="Courier New" w:cs="Courier New"/>
-        </w:rPr>
-        <w:t>- `TC-UI-PUR-001` and `TC-UI-PUR-007` - draft purchase creation and details verification</w:t>
+        <w:t>- `TC-UI-AUTH-001`, `TC-UI-AUTH-002`, `TC-UI-AUTH-004`, `TC-UI-AUTH-005`, and `TC-UI-AUTH-006`</w:t>
+      </w:r>
+    </w:p>
+    <w:p>
+      <w:pPr>
+        <w:pStyle w:val="PlainText"/>
+        <w:rPr>
+          <w:rFonts w:ascii="Courier New" w:hAnsi="Courier New" w:cs="Courier New"/>
+        </w:rPr>
+      </w:pPr>
+      <w:r>
+        <w:rPr>
+          <w:rFonts w:ascii="Courier New" w:hAnsi="Courier New" w:cs="Courier New"/>
+        </w:rPr>
+        <w:t>- `TC-UI-ADM-001` and `TC-UI-ADM-002`</w:t>
+      </w:r>
+    </w:p>
+    <w:p>
+      <w:pPr>
+        <w:pStyle w:val="PlainText"/>
+        <w:rPr>
+          <w:rFonts w:ascii="Courier New" w:hAnsi="Courier New" w:cs="Courier New"/>
+        </w:rPr>
+      </w:pPr>
+      <w:r>
+        <w:rPr>
+          <w:rFonts w:ascii="Courier New" w:hAnsi="Courier New" w:cs="Courier New"/>
+        </w:rPr>
+        <w:t>- `TC-UI-CUS-001`, `TC-UI-CUS-002`, and `TC-UI-CUS-003`</w:t>
+      </w:r>
+    </w:p>
+    <w:p>
+      <w:pPr>
+        <w:pStyle w:val="PlainText"/>
+        <w:rPr>
+          <w:rFonts w:ascii="Courier New" w:hAnsi="Courier New" w:cs="Courier New"/>
+        </w:rPr>
+      </w:pPr>
+      <w:r>
+        <w:rPr>
+          <w:rFonts w:ascii="Courier New" w:hAnsi="Courier New" w:cs="Courier New"/>
+        </w:rPr>
+        <w:t>- `TC-UI-SUP-001`</w:t>
+      </w:r>
+    </w:p>
+    <w:p>
+      <w:pPr>
+        <w:pStyle w:val="PlainText"/>
+        <w:rPr>
+          <w:rFonts w:ascii="Courier New" w:hAnsi="Courier New" w:cs="Courier New"/>
+        </w:rPr>
+      </w:pPr>
+      <w:r>
+        <w:rPr>
+          <w:rFonts w:ascii="Courier New" w:hAnsi="Courier New" w:cs="Courier New"/>
+        </w:rPr>
+        <w:t>- `TC-UI-PRD-001`, `TC-UI-PRD-002`, `TC-UI-PRD-003`, `TC-UI-PRD-004`, `TC-UI-PRD-005`, and `TC-UI-PRD-006`</w:t>
+      </w:r>
+    </w:p>
+    <w:p>
+      <w:pPr>
+        <w:pStyle w:val="PlainText"/>
+        <w:rPr>
+          <w:rFonts w:ascii="Courier New" w:hAnsi="Courier New" w:cs="Courier New"/>
+        </w:rPr>
+      </w:pPr>
+      <w:r>
+        <w:rPr>
+          <w:rFonts w:ascii="Courier New" w:hAnsi="Courier New" w:cs="Courier New"/>
+        </w:rPr>
+        <w:t>- `TC-UI-IMP-001`, `TC-UI-IMP-002`, and `TC-UI-IMP-004`</w:t>
+      </w:r>
+    </w:p>
+    <w:p>
+      <w:pPr>
+        <w:pStyle w:val="PlainText"/>
+        <w:rPr>
+          <w:rFonts w:ascii="Courier New" w:hAnsi="Courier New" w:cs="Courier New"/>
+        </w:rPr>
+      </w:pPr>
+      <w:r>
+        <w:rPr>
+          <w:rFonts w:ascii="Courier New" w:hAnsi="Courier New" w:cs="Courier New"/>
+        </w:rPr>
+        <w:t>- `TC-UI-PUR-001`, `TC-UI-PUR-004`, `TC-UI-PUR-005`, `TC-UI-PUR-006`, and `TC-UI-PUR-007`</w:t>
+      </w:r>
+    </w:p>
+    <w:p>
+      <w:pPr>
+        <w:pStyle w:val="PlainText"/>
+        <w:rPr>
+          <w:rFonts w:ascii="Courier New" w:hAnsi="Courier New" w:cs="Courier New"/>
+        </w:rPr>
+      </w:pPr>
+      <w:r>
+        <w:rPr>
+          <w:rFonts w:ascii="Courier New" w:hAnsi="Courier New" w:cs="Courier New"/>
+        </w:rPr>
+        <w:t>- `TC-UI-INV-002` and `TC-UI-INV-004`</w:t>
+      </w:r>
+    </w:p>
+    <w:p>
+      <w:pPr>
+        <w:pStyle w:val="PlainText"/>
+        <w:rPr>
+          <w:rFonts w:ascii="Courier New" w:hAnsi="Courier New" w:cs="Courier New"/>
+        </w:rPr>
+      </w:pPr>
+      <w:r>
+        <w:rPr>
+          <w:rFonts w:ascii="Courier New" w:hAnsi="Courier New" w:cs="Courier New"/>
+        </w:rPr>
+        <w:t>- `TC-UI-STK-001`, `TC-UI-STK-002`, and `TC-UI-STK-003`</w:t>
+      </w:r>
+    </w:p>
+    <w:p>
+      <w:pPr>
+        <w:pStyle w:val="PlainText"/>
+        <w:rPr>
+          <w:rFonts w:ascii="Courier New" w:hAnsi="Courier New" w:cs="Courier New"/>
+        </w:rPr>
+      </w:pPr>
+      <w:r>
+        <w:rPr>
+          <w:rFonts w:ascii="Courier New" w:hAnsi="Courier New" w:cs="Courier New"/>
+        </w:rPr>
+        <w:t>- `TC-UI-REP-001` and `TC-UI-REP-002`</w:t>
+      </w:r>
+    </w:p>
+    <w:p>
+      <w:pPr>
+        <w:pStyle w:val="PlainText"/>
+        <w:rPr>
+          <w:rFonts w:ascii="Courier New" w:hAnsi="Courier New" w:cs="Courier New"/>
+        </w:rPr>
+      </w:pPr>
+      <w:r>
+        <w:rPr>
+          <w:rFonts w:ascii="Courier New" w:hAnsi="Courier New" w:cs="Courier New"/>
+        </w:rPr>
+        <w:t>- `TC-UI-PUB-001`, `TC-UI-PUB-002`, and `TC-UI-PUB-003`</w:t>
       </w:r>
     </w:p>
     <w:p>
@@ -3308,93 +4042,451 @@
         <w:rPr>
           <w:rFonts w:ascii="Courier New" w:hAnsi="Courier New" w:cs="Courier New"/>
         </w:rPr>
-        <w:t>The current confirmed fail result is:</w:t>
-      </w:r>
-    </w:p>
-    <w:p>
-      <w:pPr>
-        <w:pStyle w:val="PlainText"/>
-        <w:rPr>
-          <w:rFonts w:ascii="Courier New" w:hAnsi="Courier New" w:cs="Courier New"/>
-        </w:rPr>
-      </w:pPr>
-    </w:p>
-    <w:p>
-      <w:pPr>
-        <w:pStyle w:val="PlainText"/>
-        <w:rPr>
-          <w:rFonts w:ascii="Courier New" w:hAnsi="Courier New" w:cs="Courier New"/>
-        </w:rPr>
-      </w:pPr>
-      <w:r>
-        <w:rPr>
-          <w:rFonts w:ascii="Courier New" w:hAnsi="Courier New" w:cs="Courier New"/>
-        </w:rPr>
-        <w:t>- `TC-UI-INV-001`</w:t>
-      </w:r>
-    </w:p>
-    <w:p>
-      <w:pPr>
-        <w:pStyle w:val="PlainText"/>
-        <w:rPr>
-          <w:rFonts w:ascii="Courier New" w:hAnsi="Courier New" w:cs="Courier New"/>
-        </w:rPr>
-      </w:pPr>
-      <w:r>
-        <w:rPr>
-          <w:rFonts w:ascii="Courier New" w:hAnsi="Courier New" w:cs="Courier New"/>
-        </w:rPr>
-        <w:t xml:space="preserve">  - linked defect: `BUG-20260406-001`</w:t>
-      </w:r>
-    </w:p>
-    <w:p>
-      <w:pPr>
-        <w:pStyle w:val="PlainText"/>
-        <w:rPr>
-          <w:rFonts w:ascii="Courier New" w:hAnsi="Courier New" w:cs="Courier New"/>
-        </w:rPr>
-      </w:pPr>
-      <w:r>
-        <w:rPr>
-          <w:rFonts w:ascii="Courier New" w:hAnsi="Courier New" w:cs="Courier New"/>
-        </w:rPr>
-        <w:t xml:space="preserve">  - root cause confirmed by UI evidence and ASP.NET Core server log excerpt</w:t>
-      </w:r>
-    </w:p>
-    <w:p>
-      <w:pPr>
-        <w:pStyle w:val="PlainText"/>
-        <w:rPr>
-          <w:rFonts w:ascii="Courier New" w:hAnsi="Courier New" w:cs="Courier New"/>
-        </w:rPr>
-      </w:pPr>
-    </w:p>
-    <w:p>
-      <w:pPr>
-        <w:pStyle w:val="PlainText"/>
-        <w:rPr>
-          <w:rFonts w:ascii="Courier New" w:hAnsi="Courier New" w:cs="Courier New"/>
-        </w:rPr>
-      </w:pPr>
-      <w:r>
-        <w:rPr>
-          <w:rFonts w:ascii="Courier New" w:hAnsi="Courier New" w:cs="Courier New"/>
-        </w:rPr>
-        <w:t>[INSERT TABLE E-1: final result summary from `results/OSMS-Final-Test-Results.xlsx`]</w:t>
-      </w:r>
-    </w:p>
-    <w:p>
-      <w:pPr>
-        <w:pStyle w:val="PlainText"/>
-        <w:rPr>
-          <w:rFonts w:ascii="Courier New" w:hAnsi="Courier New" w:cs="Courier New"/>
-        </w:rPr>
-      </w:pPr>
-      <w:r>
-        <w:rPr>
-          <w:rFonts w:ascii="Courier New" w:hAnsi="Courier New" w:cs="Courier New"/>
-        </w:rPr>
-        <w:t>[INSERT TABLE E-2: metrics summary from `metrics/OSMS-Test-Metrics.xlsx`, sheet `Summary`]</w:t>
+        <w:t>The current confirmed fail results are:</w:t>
+      </w:r>
+    </w:p>
+    <w:p>
+      <w:pPr>
+        <w:pStyle w:val="PlainText"/>
+        <w:rPr>
+          <w:rFonts w:ascii="Courier New" w:hAnsi="Courier New" w:cs="Courier New"/>
+        </w:rPr>
+      </w:pPr>
+    </w:p>
+    <w:p>
+      <w:pPr>
+        <w:pStyle w:val="PlainText"/>
+        <w:rPr>
+          <w:rFonts w:ascii="Courier New" w:hAnsi="Courier New" w:cs="Courier New"/>
+        </w:rPr>
+      </w:pPr>
+      <w:r>
+        <w:rPr>
+          <w:rFonts w:ascii="Courier New" w:hAnsi="Courier New" w:cs="Courier New"/>
+        </w:rPr>
+        <w:t>- `TC-UI-INV-001`, `TC-UI-INV-003`, and `TC-UI-INV-006`</w:t>
+      </w:r>
+    </w:p>
+    <w:p>
+      <w:pPr>
+        <w:pStyle w:val="PlainText"/>
+        <w:rPr>
+          <w:rFonts w:ascii="Courier New" w:hAnsi="Courier New" w:cs="Courier New"/>
+        </w:rPr>
+      </w:pPr>
+      <w:r>
+        <w:rPr>
+          <w:rFonts w:ascii="Courier New" w:hAnsi="Courier New" w:cs="Courier New"/>
+        </w:rPr>
+        <w:t xml:space="preserve">  - linked root defect: `BUG-20260406-001`</w:t>
+      </w:r>
+    </w:p>
+    <w:p>
+      <w:pPr>
+        <w:pStyle w:val="PlainText"/>
+        <w:rPr>
+          <w:rFonts w:ascii="Courier New" w:hAnsi="Courier New" w:cs="Courier New"/>
+        </w:rPr>
+      </w:pPr>
+      <w:r>
+        <w:rPr>
+          <w:rFonts w:ascii="Courier New" w:hAnsi="Courier New" w:cs="Courier New"/>
+        </w:rPr>
+        <w:t xml:space="preserve">  - invoice creation fails before reaching the intended business validation because of the known transaction defect</w:t>
+      </w:r>
+    </w:p>
+    <w:p>
+      <w:pPr>
+        <w:pStyle w:val="PlainText"/>
+        <w:rPr>
+          <w:rFonts w:ascii="Courier New" w:hAnsi="Courier New" w:cs="Courier New"/>
+        </w:rPr>
+      </w:pPr>
+      <w:r>
+        <w:rPr>
+          <w:rFonts w:ascii="Courier New" w:hAnsi="Courier New" w:cs="Courier New"/>
+        </w:rPr>
+        <w:t>- `TC-UI-INV-005`</w:t>
+      </w:r>
+    </w:p>
+    <w:p>
+      <w:pPr>
+        <w:pStyle w:val="PlainText"/>
+        <w:rPr>
+          <w:rFonts w:ascii="Courier New" w:hAnsi="Courier New" w:cs="Courier New"/>
+        </w:rPr>
+      </w:pPr>
+      <w:r>
+        <w:rPr>
+          <w:rFonts w:ascii="Courier New" w:hAnsi="Courier New" w:cs="Courier New"/>
+        </w:rPr>
+        <w:t xml:space="preserve">  - linked defect: `BUG-20260411-004`</w:t>
+      </w:r>
+    </w:p>
+    <w:p>
+      <w:pPr>
+        <w:pStyle w:val="PlainText"/>
+        <w:rPr>
+          <w:rFonts w:ascii="Courier New" w:hAnsi="Courier New" w:cs="Courier New"/>
+        </w:rPr>
+      </w:pPr>
+      <w:r>
+        <w:rPr>
+          <w:rFonts w:ascii="Courier New" w:hAnsi="Courier New" w:cs="Courier New"/>
+        </w:rPr>
+        <w:t xml:space="preserve">  - invoice cancellation fails and stock is not returned</w:t>
+      </w:r>
+    </w:p>
+    <w:p>
+      <w:pPr>
+        <w:pStyle w:val="PlainText"/>
+        <w:rPr>
+          <w:rFonts w:ascii="Courier New" w:hAnsi="Courier New" w:cs="Courier New"/>
+        </w:rPr>
+      </w:pPr>
+      <w:r>
+        <w:rPr>
+          <w:rFonts w:ascii="Courier New" w:hAnsi="Courier New" w:cs="Courier New"/>
+        </w:rPr>
+        <w:t>- `TC-UI-IMP-003`</w:t>
+      </w:r>
+    </w:p>
+    <w:p>
+      <w:pPr>
+        <w:pStyle w:val="PlainText"/>
+        <w:rPr>
+          <w:rFonts w:ascii="Courier New" w:hAnsi="Courier New" w:cs="Courier New"/>
+        </w:rPr>
+      </w:pPr>
+      <w:r>
+        <w:rPr>
+          <w:rFonts w:ascii="Courier New" w:hAnsi="Courier New" w:cs="Courier New"/>
+        </w:rPr>
+        <w:t xml:space="preserve">  - linked defect: `BUG-20260411-003`</w:t>
+      </w:r>
+    </w:p>
+    <w:p>
+      <w:pPr>
+        <w:pStyle w:val="PlainText"/>
+        <w:rPr>
+          <w:rFonts w:ascii="Courier New" w:hAnsi="Courier New" w:cs="Courier New"/>
+        </w:rPr>
+      </w:pPr>
+      <w:r>
+        <w:rPr>
+          <w:rFonts w:ascii="Courier New" w:hAnsi="Courier New" w:cs="Courier New"/>
+        </w:rPr>
+        <w:t xml:space="preserve">  - valid preview confirmation still fails during import commit</w:t>
+      </w:r>
+    </w:p>
+    <w:p>
+      <w:pPr>
+        <w:pStyle w:val="PlainText"/>
+        <w:rPr>
+          <w:rFonts w:ascii="Courier New" w:hAnsi="Courier New" w:cs="Courier New"/>
+        </w:rPr>
+      </w:pPr>
+      <w:r>
+        <w:rPr>
+          <w:rFonts w:ascii="Courier New" w:hAnsi="Courier New" w:cs="Courier New"/>
+        </w:rPr>
+        <w:t>- `TC-UI-PUR-002` and `TC-UI-PUR-003`</w:t>
+      </w:r>
+    </w:p>
+    <w:p>
+      <w:pPr>
+        <w:pStyle w:val="PlainText"/>
+        <w:rPr>
+          <w:rFonts w:ascii="Courier New" w:hAnsi="Courier New" w:cs="Courier New"/>
+        </w:rPr>
+      </w:pPr>
+      <w:r>
+        <w:rPr>
+          <w:rFonts w:ascii="Courier New" w:hAnsi="Courier New" w:cs="Courier New"/>
+        </w:rPr>
+        <w:t xml:space="preserve">  - linked defect: `BUG-20260411-002`</w:t>
+      </w:r>
+    </w:p>
+    <w:p>
+      <w:pPr>
+        <w:pStyle w:val="PlainText"/>
+        <w:rPr>
+          <w:rFonts w:ascii="Courier New" w:hAnsi="Courier New" w:cs="Courier New"/>
+        </w:rPr>
+      </w:pPr>
+      <w:r>
+        <w:rPr>
+          <w:rFonts w:ascii="Courier New" w:hAnsi="Courier New" w:cs="Courier New"/>
+        </w:rPr>
+        <w:t xml:space="preserve">  - purchase validation banner renders without readable text for two required-input scenarios</w:t>
+      </w:r>
+    </w:p>
+    <w:p>
+      <w:pPr>
+        <w:pStyle w:val="PlainText"/>
+        <w:rPr>
+          <w:rFonts w:ascii="Courier New" w:hAnsi="Courier New" w:cs="Courier New"/>
+        </w:rPr>
+      </w:pPr>
+    </w:p>
+    <w:p>
+      <w:pPr>
+        <w:pStyle w:val="PlainText"/>
+        <w:rPr>
+          <w:rFonts w:ascii="Courier New" w:hAnsi="Courier New" w:cs="Courier New"/>
+        </w:rPr>
+      </w:pPr>
+      <w:r>
+        <w:rPr>
+          <w:rFonts w:ascii="Courier New" w:hAnsi="Courier New" w:cs="Courier New"/>
+        </w:rPr>
+        <w:t>| Final result summary | Value |</w:t>
+      </w:r>
+    </w:p>
+    <w:p>
+      <w:pPr>
+        <w:pStyle w:val="PlainText"/>
+        <w:rPr>
+          <w:rFonts w:ascii="Courier New" w:hAnsi="Courier New" w:cs="Courier New"/>
+        </w:rPr>
+      </w:pPr>
+      <w:r>
+        <w:rPr>
+          <w:rFonts w:ascii="Courier New" w:hAnsi="Courier New" w:cs="Courier New"/>
+        </w:rPr>
+        <w:t>|---|---:|</w:t>
+      </w:r>
+    </w:p>
+    <w:p>
+      <w:pPr>
+        <w:pStyle w:val="PlainText"/>
+        <w:rPr>
+          <w:rFonts w:ascii="Courier New" w:hAnsi="Courier New" w:cs="Courier New"/>
+        </w:rPr>
+      </w:pPr>
+      <w:r>
+        <w:rPr>
+          <w:rFonts w:ascii="Courier New" w:hAnsi="Courier New" w:cs="Courier New"/>
+        </w:rPr>
+        <w:t>| Total test cases | `63` |</w:t>
+      </w:r>
+    </w:p>
+    <w:p>
+      <w:pPr>
+        <w:pStyle w:val="PlainText"/>
+        <w:rPr>
+          <w:rFonts w:ascii="Courier New" w:hAnsi="Courier New" w:cs="Courier New"/>
+        </w:rPr>
+      </w:pPr>
+      <w:r>
+        <w:rPr>
+          <w:rFonts w:ascii="Courier New" w:hAnsi="Courier New" w:cs="Courier New"/>
+        </w:rPr>
+        <w:t>| Executed | `63` |</w:t>
+      </w:r>
+    </w:p>
+    <w:p>
+      <w:pPr>
+        <w:pStyle w:val="PlainText"/>
+        <w:rPr>
+          <w:rFonts w:ascii="Courier New" w:hAnsi="Courier New" w:cs="Courier New"/>
+        </w:rPr>
+      </w:pPr>
+      <w:r>
+        <w:rPr>
+          <w:rFonts w:ascii="Courier New" w:hAnsi="Courier New" w:cs="Courier New"/>
+        </w:rPr>
+        <w:t>| Pass | `56` |</w:t>
+      </w:r>
+    </w:p>
+    <w:p>
+      <w:pPr>
+        <w:pStyle w:val="PlainText"/>
+        <w:rPr>
+          <w:rFonts w:ascii="Courier New" w:hAnsi="Courier New" w:cs="Courier New"/>
+        </w:rPr>
+      </w:pPr>
+      <w:r>
+        <w:rPr>
+          <w:rFonts w:ascii="Courier New" w:hAnsi="Courier New" w:cs="Courier New"/>
+        </w:rPr>
+        <w:t>| Fail | `7` |</w:t>
+      </w:r>
+    </w:p>
+    <w:p>
+      <w:pPr>
+        <w:pStyle w:val="PlainText"/>
+        <w:rPr>
+          <w:rFonts w:ascii="Courier New" w:hAnsi="Courier New" w:cs="Courier New"/>
+        </w:rPr>
+      </w:pPr>
+      <w:r>
+        <w:rPr>
+          <w:rFonts w:ascii="Courier New" w:hAnsi="Courier New" w:cs="Courier New"/>
+        </w:rPr>
+        <w:t>| Blocked | `0` |</w:t>
+      </w:r>
+    </w:p>
+    <w:p>
+      <w:pPr>
+        <w:pStyle w:val="PlainText"/>
+        <w:rPr>
+          <w:rFonts w:ascii="Courier New" w:hAnsi="Courier New" w:cs="Courier New"/>
+        </w:rPr>
+      </w:pPr>
+      <w:r>
+        <w:rPr>
+          <w:rFonts w:ascii="Courier New" w:hAnsi="Courier New" w:cs="Courier New"/>
+        </w:rPr>
+        <w:t>| Not Run | `0` |</w:t>
+      </w:r>
+    </w:p>
+    <w:p>
+      <w:pPr>
+        <w:pStyle w:val="PlainText"/>
+        <w:rPr>
+          <w:rFonts w:ascii="Courier New" w:hAnsi="Courier New" w:cs="Courier New"/>
+        </w:rPr>
+      </w:pPr>
+      <w:r>
+        <w:rPr>
+          <w:rFonts w:ascii="Courier New" w:hAnsi="Courier New" w:cs="Courier New"/>
+        </w:rPr>
+        <w:t>| Execution progress | `100%` |</w:t>
+      </w:r>
+    </w:p>
+    <w:p>
+      <w:pPr>
+        <w:pStyle w:val="PlainText"/>
+        <w:rPr>
+          <w:rFonts w:ascii="Courier New" w:hAnsi="Courier New" w:cs="Courier New"/>
+        </w:rPr>
+      </w:pPr>
+    </w:p>
+    <w:p>
+      <w:pPr>
+        <w:pStyle w:val="PlainText"/>
+        <w:rPr>
+          <w:rFonts w:ascii="Courier New" w:hAnsi="Courier New" w:cs="Courier New"/>
+        </w:rPr>
+      </w:pPr>
+      <w:r>
+        <w:rPr>
+          <w:rFonts w:ascii="Courier New" w:hAnsi="Courier New" w:cs="Courier New"/>
+        </w:rPr>
+        <w:t>| Additional metrics | Value |</w:t>
+      </w:r>
+    </w:p>
+    <w:p>
+      <w:pPr>
+        <w:pStyle w:val="PlainText"/>
+        <w:rPr>
+          <w:rFonts w:ascii="Courier New" w:hAnsi="Courier New" w:cs="Courier New"/>
+        </w:rPr>
+      </w:pPr>
+      <w:r>
+        <w:rPr>
+          <w:rFonts w:ascii="Courier New" w:hAnsi="Courier New" w:cs="Courier New"/>
+        </w:rPr>
+        <w:t>|---|---:|</w:t>
+      </w:r>
+    </w:p>
+    <w:p>
+      <w:pPr>
+        <w:pStyle w:val="PlainText"/>
+        <w:rPr>
+          <w:rFonts w:ascii="Courier New" w:hAnsi="Courier New" w:cs="Courier New"/>
+        </w:rPr>
+      </w:pPr>
+      <w:r>
+        <w:rPr>
+          <w:rFonts w:ascii="Courier New" w:hAnsi="Courier New" w:cs="Courier New"/>
+        </w:rPr>
+        <w:t>| Pass rate on executed cases | `88.89%` |</w:t>
+      </w:r>
+    </w:p>
+    <w:p>
+      <w:pPr>
+        <w:pStyle w:val="PlainText"/>
+        <w:rPr>
+          <w:rFonts w:ascii="Courier New" w:hAnsi="Courier New" w:cs="Courier New"/>
+        </w:rPr>
+      </w:pPr>
+      <w:r>
+        <w:rPr>
+          <w:rFonts w:ascii="Courier New" w:hAnsi="Courier New" w:cs="Courier New"/>
+        </w:rPr>
+        <w:t>| Fail rate on executed cases | `11.11%` |</w:t>
+      </w:r>
+    </w:p>
+    <w:p>
+      <w:pPr>
+        <w:pStyle w:val="PlainText"/>
+        <w:rPr>
+          <w:rFonts w:ascii="Courier New" w:hAnsi="Courier New" w:cs="Courier New"/>
+        </w:rPr>
+      </w:pPr>
+      <w:r>
+        <w:rPr>
+          <w:rFonts w:ascii="Courier New" w:hAnsi="Courier New" w:cs="Courier New"/>
+        </w:rPr>
+        <w:t>| Scenario count | `42` |</w:t>
+      </w:r>
+    </w:p>
+    <w:p>
+      <w:pPr>
+        <w:pStyle w:val="PlainText"/>
+        <w:rPr>
+          <w:rFonts w:ascii="Courier New" w:hAnsi="Courier New" w:cs="Courier New"/>
+        </w:rPr>
+      </w:pPr>
+      <w:r>
+        <w:rPr>
+          <w:rFonts w:ascii="Courier New" w:hAnsi="Courier New" w:cs="Courier New"/>
+        </w:rPr>
+        <w:t>| Mapped scenarios | `42` |</w:t>
+      </w:r>
+    </w:p>
+    <w:p>
+      <w:pPr>
+        <w:pStyle w:val="PlainText"/>
+        <w:rPr>
+          <w:rFonts w:ascii="Courier New" w:hAnsi="Courier New" w:cs="Courier New"/>
+        </w:rPr>
+      </w:pPr>
+      <w:r>
+        <w:rPr>
+          <w:rFonts w:ascii="Courier New" w:hAnsi="Courier New" w:cs="Courier New"/>
+        </w:rPr>
+        <w:t>| Executed scenarios | `42` |</w:t>
+      </w:r>
+    </w:p>
+    <w:p>
+      <w:pPr>
+        <w:pStyle w:val="PlainText"/>
+        <w:rPr>
+          <w:rFonts w:ascii="Courier New" w:hAnsi="Courier New" w:cs="Courier New"/>
+        </w:rPr>
+      </w:pPr>
+      <w:r>
+        <w:rPr>
+          <w:rFonts w:ascii="Courier New" w:hAnsi="Courier New" w:cs="Courier New"/>
+        </w:rPr>
+        <w:t>| Scenario execution coverage | `100%` |</w:t>
+      </w:r>
+    </w:p>
+    <w:p>
+      <w:pPr>
+        <w:pStyle w:val="PlainText"/>
+        <w:rPr>
+          <w:rFonts w:ascii="Courier New" w:hAnsi="Courier New" w:cs="Courier New"/>
+        </w:rPr>
+      </w:pPr>
+      <w:r>
+        <w:rPr>
+          <w:rFonts w:ascii="Courier New" w:hAnsi="Courier New" w:cs="Courier New"/>
+        </w:rPr>
+        <w:t>| Confirmed defects | `4` |</w:t>
       </w:r>
     </w:p>
     <w:p>
@@ -3438,7 +4530,7 @@
         <w:rPr>
           <w:rFonts w:ascii="Courier New" w:hAnsi="Courier New" w:cs="Courier New"/>
         </w:rPr>
-        <w:t>The current evidence set proves that both UI and API automation are functioning beyond a smoke-only baseline:</w:t>
+        <w:t>The current evidence set proves that both UI and API automation are functioning beyond a smoke-only baseline and now supports full case-level execution traceability:</w:t>
       </w:r>
     </w:p>
     <w:p>
@@ -3544,6 +4636,20 @@
         <w:rPr>
           <w:rFonts w:ascii="Courier New" w:hAnsi="Courier New" w:cs="Courier New"/>
         </w:rPr>
+        <w:t xml:space="preserve">  - extended execution screenshots now exist for admin users, customers, reports, stock, public catalog, and additional invoice, purchase, and product-import scenarios</w:t>
+      </w:r>
+    </w:p>
+    <w:p>
+      <w:pPr>
+        <w:pStyle w:val="PlainText"/>
+        <w:rPr>
+          <w:rFonts w:ascii="Courier New" w:hAnsi="Courier New" w:cs="Courier New"/>
+        </w:rPr>
+      </w:pPr>
+      <w:r>
+        <w:rPr>
+          <w:rFonts w:ascii="Courier New" w:hAnsi="Courier New" w:cs="Courier New"/>
+        </w:rPr>
         <w:t>- API evidence</w:t>
       </w:r>
     </w:p>
@@ -3630,7 +4736,7 @@
         <w:rPr>
           <w:rFonts w:ascii="Courier New" w:hAnsi="Courier New" w:cs="Courier New"/>
         </w:rPr>
-        <w:t>![Figure E-1 - Admin login success](../evidence/ui/automation/20260406_053930_TC-UI-AUTH-001-success.png)</w:t>
+        <w:t>![Figure E-1 - Admin login success](../../TestResults/Evidence/UI/automation/20260406_053930_TC-UI-AUTH-001-success.png)</w:t>
       </w:r>
     </w:p>
     <w:p>
@@ -3674,7 +4780,7 @@
         <w:rPr>
           <w:rFonts w:ascii="Courier New" w:hAnsi="Courier New" w:cs="Courier New"/>
         </w:rPr>
-        <w:t>![Figure E-2 - Newman full run summary](../evidence/report/OSMS-Newman-Full-Run-Snippet.png)</w:t>
+        <w:t>![Figure E-2 - Newman full run summary](../../TestResults/Evidence/Report/OSMS-Newman-Full-Run-Snippet.png)</w:t>
       </w:r>
     </w:p>
     <w:p>
@@ -3718,7 +4824,7 @@
         <w:rPr>
           <w:rFonts w:ascii="Courier New" w:hAnsi="Courier New" w:cs="Courier New"/>
         </w:rPr>
-        <w:t>![Figure E-3 - Draft purchase created](../evidence/ui/automation/20260406_054004_TC-UI-PUR-001-draft-created.png)</w:t>
+        <w:t>![Figure E-3 - Draft purchase created](../../TestResults/Evidence/UI/automation/20260406_054004_TC-UI-PUR-001-draft-created.png)</w:t>
       </w:r>
     </w:p>
     <w:p>
@@ -3762,7 +4868,7 @@
         <w:rPr>
           <w:rFonts w:ascii="Courier New" w:hAnsi="Courier New" w:cs="Courier New"/>
         </w:rPr>
-        <w:t>![Figure E-4 - Invoice creation failure](../evidence/ui/automation/20260406_053902_TC-UI-INV-001-failure.png)</w:t>
+        <w:t>![Figure E-4 - Invoice creation failure](../../TestResults/Evidence/UI/automation/20260406_053902_TC-UI-INV-001-failure.png)</w:t>
       </w:r>
     </w:p>
     <w:p>
@@ -3806,7 +4912,7 @@
         <w:rPr>
           <w:rFonts w:ascii="Courier New" w:hAnsi="Courier New" w:cs="Courier New"/>
         </w:rPr>
-        <w:t>![Figure E-5 - Permission denial](../evidence/ui/automation/20260406_054245_TC-UI-AUTH-003-access-denied.png)</w:t>
+        <w:t>![Figure E-5 - Permission denial](../../TestResults/Evidence/UI/automation/20260406_054245_TC-UI-AUTH-003-access-denied.png)</w:t>
       </w:r>
     </w:p>
     <w:p>
@@ -3850,7 +4956,7 @@
         <w:rPr>
           <w:rFonts w:ascii="Courier New" w:hAnsi="Courier New" w:cs="Courier New"/>
         </w:rPr>
-        <w:t>![Figure E-6 - Product import preview](../evidence/ui/automation/20260406_054115_TC-UI-IMP-002-preview.png)</w:t>
+        <w:t>![Figure E-6 - Product import preview](../../TestResults/Evidence/UI/automation/20260406_054115_TC-UI-IMP-002-preview.png)</w:t>
       </w:r>
     </w:p>
     <w:p>
@@ -3916,29 +5022,29 @@
         <w:rPr>
           <w:rFonts w:ascii="Courier New" w:hAnsi="Courier New" w:cs="Courier New"/>
         </w:rPr>
-        <w:t>At the current reporting date, the repository contains `1` confirmed product defect and `0` open observations pending manual confirmation. The two older automation observations were closed after focused reruns proved that they were automation or expectation issues rather than product defects.</w:t>
-      </w:r>
-    </w:p>
-    <w:p>
-      <w:pPr>
-        <w:pStyle w:val="PlainText"/>
-        <w:rPr>
-          <w:rFonts w:ascii="Courier New" w:hAnsi="Courier New" w:cs="Courier New"/>
-        </w:rPr>
-      </w:pPr>
-    </w:p>
-    <w:p>
-      <w:pPr>
-        <w:pStyle w:val="PlainText"/>
-        <w:rPr>
-          <w:rFonts w:ascii="Courier New" w:hAnsi="Courier New" w:cs="Courier New"/>
-        </w:rPr>
-      </w:pPr>
-      <w:r>
-        <w:rPr>
-          <w:rFonts w:ascii="Courier New" w:hAnsi="Courier New" w:cs="Courier New"/>
-        </w:rPr>
-        <w:t>Current confirmed defect record:</w:t>
+        <w:t>At the current reporting date, the repository contains `4` confirmed product defects and `0` open observations pending manual confirmation. The two older automation observations remain closed after focused reruns proved that they were automation or expectation issues rather than product defects.</w:t>
+      </w:r>
+    </w:p>
+    <w:p>
+      <w:pPr>
+        <w:pStyle w:val="PlainText"/>
+        <w:rPr>
+          <w:rFonts w:ascii="Courier New" w:hAnsi="Courier New" w:cs="Courier New"/>
+        </w:rPr>
+      </w:pPr>
+    </w:p>
+    <w:p>
+      <w:pPr>
+        <w:pStyle w:val="PlainText"/>
+        <w:rPr>
+          <w:rFonts w:ascii="Courier New" w:hAnsi="Courier New" w:cs="Courier New"/>
+        </w:rPr>
+      </w:pPr>
+      <w:r>
+        <w:rPr>
+          <w:rFonts w:ascii="Courier New" w:hAnsi="Courier New" w:cs="Courier New"/>
+        </w:rPr>
+        <w:t>Current confirmed defect records:</w:t>
       </w:r>
     </w:p>
     <w:p>
@@ -3974,7 +5080,7 @@
         <w:rPr>
           <w:rFonts w:ascii="Courier New" w:hAnsi="Courier New" w:cs="Courier New"/>
         </w:rPr>
-        <w:t xml:space="preserve">  - related to `TC-UI-INV-001`</w:t>
+        <w:t xml:space="preserve">  - related to `TC-UI-INV-001`, `TC-UI-INV-003`, and `TC-UI-INV-006`</w:t>
       </w:r>
     </w:p>
     <w:p>
@@ -4124,19 +5230,453 @@
           <w:rFonts w:ascii="Courier New" w:hAnsi="Courier New" w:cs="Courier New"/>
         </w:rPr>
       </w:pPr>
-    </w:p>
-    <w:p>
-      <w:pPr>
-        <w:pStyle w:val="PlainText"/>
-        <w:rPr>
-          <w:rFonts w:ascii="Courier New" w:hAnsi="Courier New" w:cs="Courier New"/>
-        </w:rPr>
-      </w:pPr>
-      <w:r>
-        <w:rPr>
-          <w:rFonts w:ascii="Courier New" w:hAnsi="Courier New" w:cs="Courier New"/>
-        </w:rPr>
-        <w:t>[INSERT TABLE B-1: `defects/exports/OSMS-Defect-Register.csv`]</w:t>
+      <w:r>
+        <w:rPr>
+          <w:rFonts w:ascii="Courier New" w:hAnsi="Courier New" w:cs="Courier New"/>
+        </w:rPr>
+        <w:t>- `BUG-20260411-002`</w:t>
+      </w:r>
+    </w:p>
+    <w:p>
+      <w:pPr>
+        <w:pStyle w:val="PlainText"/>
+        <w:rPr>
+          <w:rFonts w:ascii="Courier New" w:hAnsi="Courier New" w:cs="Courier New"/>
+        </w:rPr>
+      </w:pPr>
+      <w:r>
+        <w:rPr>
+          <w:rFonts w:ascii="Courier New" w:hAnsi="Courier New" w:cs="Courier New"/>
+        </w:rPr>
+        <w:t xml:space="preserve">  - related to `TC-UI-PUR-002` and `TC-UI-PUR-003`</w:t>
+      </w:r>
+    </w:p>
+    <w:p>
+      <w:pPr>
+        <w:pStyle w:val="PlainText"/>
+        <w:rPr>
+          <w:rFonts w:ascii="Courier New" w:hAnsi="Courier New" w:cs="Courier New"/>
+        </w:rPr>
+      </w:pPr>
+      <w:r>
+        <w:rPr>
+          <w:rFonts w:ascii="Courier New" w:hAnsi="Courier New" w:cs="Courier New"/>
+        </w:rPr>
+        <w:t xml:space="preserve">  - module: `Purchases`</w:t>
+      </w:r>
+    </w:p>
+    <w:p>
+      <w:pPr>
+        <w:pStyle w:val="PlainText"/>
+        <w:rPr>
+          <w:rFonts w:ascii="Courier New" w:hAnsi="Courier New" w:cs="Courier New"/>
+        </w:rPr>
+      </w:pPr>
+      <w:r>
+        <w:rPr>
+          <w:rFonts w:ascii="Courier New" w:hAnsi="Courier New" w:cs="Courier New"/>
+        </w:rPr>
+        <w:t xml:space="preserve">  - severity / priority: `Medium / Medium`</w:t>
+      </w:r>
+    </w:p>
+    <w:p>
+      <w:pPr>
+        <w:pStyle w:val="PlainText"/>
+        <w:rPr>
+          <w:rFonts w:ascii="Courier New" w:hAnsi="Courier New" w:cs="Courier New"/>
+        </w:rPr>
+      </w:pPr>
+      <w:r>
+        <w:rPr>
+          <w:rFonts w:ascii="Courier New" w:hAnsi="Courier New" w:cs="Courier New"/>
+        </w:rPr>
+        <w:t xml:space="preserve">  - current state: `Open - Confirmed`</w:t>
+      </w:r>
+    </w:p>
+    <w:p>
+      <w:pPr>
+        <w:pStyle w:val="PlainText"/>
+        <w:rPr>
+          <w:rFonts w:ascii="Courier New" w:hAnsi="Courier New" w:cs="Courier New"/>
+        </w:rPr>
+      </w:pPr>
+      <w:r>
+        <w:rPr>
+          <w:rFonts w:ascii="Courier New" w:hAnsi="Courier New" w:cs="Courier New"/>
+        </w:rPr>
+        <w:t xml:space="preserve">  - evidence:</w:t>
+      </w:r>
+    </w:p>
+    <w:p>
+      <w:pPr>
+        <w:pStyle w:val="PlainText"/>
+        <w:rPr>
+          <w:rFonts w:ascii="Courier New" w:hAnsi="Courier New" w:cs="Courier New"/>
+        </w:rPr>
+      </w:pPr>
+      <w:r>
+        <w:rPr>
+          <w:rFonts w:ascii="Courier New" w:hAnsi="Courier New" w:cs="Courier New"/>
+        </w:rPr>
+        <w:t xml:space="preserve">    - two UI failure screenshots</w:t>
+      </w:r>
+    </w:p>
+    <w:p>
+      <w:pPr>
+        <w:pStyle w:val="PlainText"/>
+        <w:rPr>
+          <w:rFonts w:ascii="Courier New" w:hAnsi="Courier New" w:cs="Courier New"/>
+        </w:rPr>
+      </w:pPr>
+      <w:r>
+        <w:rPr>
+          <w:rFonts w:ascii="Courier New" w:hAnsi="Courier New" w:cs="Courier New"/>
+        </w:rPr>
+        <w:t xml:space="preserve">    - focused rerun TRX proving the validation banner is blank</w:t>
+      </w:r>
+    </w:p>
+    <w:p>
+      <w:pPr>
+        <w:pStyle w:val="PlainText"/>
+        <w:rPr>
+          <w:rFonts w:ascii="Courier New" w:hAnsi="Courier New" w:cs="Courier New"/>
+        </w:rPr>
+      </w:pPr>
+      <w:r>
+        <w:rPr>
+          <w:rFonts w:ascii="Courier New" w:hAnsi="Courier New" w:cs="Courier New"/>
+        </w:rPr>
+        <w:t>- `BUG-20260411-003`</w:t>
+      </w:r>
+    </w:p>
+    <w:p>
+      <w:pPr>
+        <w:pStyle w:val="PlainText"/>
+        <w:rPr>
+          <w:rFonts w:ascii="Courier New" w:hAnsi="Courier New" w:cs="Courier New"/>
+        </w:rPr>
+      </w:pPr>
+      <w:r>
+        <w:rPr>
+          <w:rFonts w:ascii="Courier New" w:hAnsi="Courier New" w:cs="Courier New"/>
+        </w:rPr>
+        <w:t xml:space="preserve">  - related to `TC-UI-IMP-003`</w:t>
+      </w:r>
+    </w:p>
+    <w:p>
+      <w:pPr>
+        <w:pStyle w:val="PlainText"/>
+        <w:rPr>
+          <w:rFonts w:ascii="Courier New" w:hAnsi="Courier New" w:cs="Courier New"/>
+        </w:rPr>
+      </w:pPr>
+      <w:r>
+        <w:rPr>
+          <w:rFonts w:ascii="Courier New" w:hAnsi="Courier New" w:cs="Courier New"/>
+        </w:rPr>
+        <w:t xml:space="preserve">  - module: `Product Import`</w:t>
+      </w:r>
+    </w:p>
+    <w:p>
+      <w:pPr>
+        <w:pStyle w:val="PlainText"/>
+        <w:rPr>
+          <w:rFonts w:ascii="Courier New" w:hAnsi="Courier New" w:cs="Courier New"/>
+        </w:rPr>
+      </w:pPr>
+      <w:r>
+        <w:rPr>
+          <w:rFonts w:ascii="Courier New" w:hAnsi="Courier New" w:cs="Courier New"/>
+        </w:rPr>
+        <w:t xml:space="preserve">  - severity / priority: `High / High`</w:t>
+      </w:r>
+    </w:p>
+    <w:p>
+      <w:pPr>
+        <w:pStyle w:val="PlainText"/>
+        <w:rPr>
+          <w:rFonts w:ascii="Courier New" w:hAnsi="Courier New" w:cs="Courier New"/>
+        </w:rPr>
+      </w:pPr>
+      <w:r>
+        <w:rPr>
+          <w:rFonts w:ascii="Courier New" w:hAnsi="Courier New" w:cs="Courier New"/>
+        </w:rPr>
+        <w:t xml:space="preserve">  - current state: `Open - Confirmed`</w:t>
+      </w:r>
+    </w:p>
+    <w:p>
+      <w:pPr>
+        <w:pStyle w:val="PlainText"/>
+        <w:rPr>
+          <w:rFonts w:ascii="Courier New" w:hAnsi="Courier New" w:cs="Courier New"/>
+        </w:rPr>
+      </w:pPr>
+      <w:r>
+        <w:rPr>
+          <w:rFonts w:ascii="Courier New" w:hAnsi="Courier New" w:cs="Courier New"/>
+        </w:rPr>
+        <w:t xml:space="preserve">  - evidence:</w:t>
+      </w:r>
+    </w:p>
+    <w:p>
+      <w:pPr>
+        <w:pStyle w:val="PlainText"/>
+        <w:rPr>
+          <w:rFonts w:ascii="Courier New" w:hAnsi="Courier New" w:cs="Courier New"/>
+        </w:rPr>
+      </w:pPr>
+      <w:r>
+        <w:rPr>
+          <w:rFonts w:ascii="Courier New" w:hAnsi="Courier New" w:cs="Courier New"/>
+        </w:rPr>
+        <w:t xml:space="preserve">    - import-confirm failure screenshot</w:t>
+      </w:r>
+    </w:p>
+    <w:p>
+      <w:pPr>
+        <w:pStyle w:val="PlainText"/>
+        <w:rPr>
+          <w:rFonts w:ascii="Courier New" w:hAnsi="Courier New" w:cs="Courier New"/>
+        </w:rPr>
+      </w:pPr>
+      <w:r>
+        <w:rPr>
+          <w:rFonts w:ascii="Courier New" w:hAnsi="Courier New" w:cs="Courier New"/>
+        </w:rPr>
+        <w:t xml:space="preserve">    - focused rerun TRX proving the valid preview still fails on confirm</w:t>
+      </w:r>
+    </w:p>
+    <w:p>
+      <w:pPr>
+        <w:pStyle w:val="PlainText"/>
+        <w:rPr>
+          <w:rFonts w:ascii="Courier New" w:hAnsi="Courier New" w:cs="Courier New"/>
+        </w:rPr>
+      </w:pPr>
+      <w:r>
+        <w:rPr>
+          <w:rFonts w:ascii="Courier New" w:hAnsi="Courier New" w:cs="Courier New"/>
+        </w:rPr>
+        <w:t>- `BUG-20260411-004`</w:t>
+      </w:r>
+    </w:p>
+    <w:p>
+      <w:pPr>
+        <w:pStyle w:val="PlainText"/>
+        <w:rPr>
+          <w:rFonts w:ascii="Courier New" w:hAnsi="Courier New" w:cs="Courier New"/>
+        </w:rPr>
+      </w:pPr>
+      <w:r>
+        <w:rPr>
+          <w:rFonts w:ascii="Courier New" w:hAnsi="Courier New" w:cs="Courier New"/>
+        </w:rPr>
+        <w:t xml:space="preserve">  - related to `TC-UI-INV-005`</w:t>
+      </w:r>
+    </w:p>
+    <w:p>
+      <w:pPr>
+        <w:pStyle w:val="PlainText"/>
+        <w:rPr>
+          <w:rFonts w:ascii="Courier New" w:hAnsi="Courier New" w:cs="Courier New"/>
+        </w:rPr>
+      </w:pPr>
+      <w:r>
+        <w:rPr>
+          <w:rFonts w:ascii="Courier New" w:hAnsi="Courier New" w:cs="Courier New"/>
+        </w:rPr>
+        <w:t xml:space="preserve">  - module: `Invoices`</w:t>
+      </w:r>
+    </w:p>
+    <w:p>
+      <w:pPr>
+        <w:pStyle w:val="PlainText"/>
+        <w:rPr>
+          <w:rFonts w:ascii="Courier New" w:hAnsi="Courier New" w:cs="Courier New"/>
+        </w:rPr>
+      </w:pPr>
+      <w:r>
+        <w:rPr>
+          <w:rFonts w:ascii="Courier New" w:hAnsi="Courier New" w:cs="Courier New"/>
+        </w:rPr>
+        <w:t xml:space="preserve">  - severity / priority: `High / High`</w:t>
+      </w:r>
+    </w:p>
+    <w:p>
+      <w:pPr>
+        <w:pStyle w:val="PlainText"/>
+        <w:rPr>
+          <w:rFonts w:ascii="Courier New" w:hAnsi="Courier New" w:cs="Courier New"/>
+        </w:rPr>
+      </w:pPr>
+      <w:r>
+        <w:rPr>
+          <w:rFonts w:ascii="Courier New" w:hAnsi="Courier New" w:cs="Courier New"/>
+        </w:rPr>
+        <w:t xml:space="preserve">  - current state: `Open - Confirmed`</w:t>
+      </w:r>
+    </w:p>
+    <w:p>
+      <w:pPr>
+        <w:pStyle w:val="PlainText"/>
+        <w:rPr>
+          <w:rFonts w:ascii="Courier New" w:hAnsi="Courier New" w:cs="Courier New"/>
+        </w:rPr>
+      </w:pPr>
+      <w:r>
+        <w:rPr>
+          <w:rFonts w:ascii="Courier New" w:hAnsi="Courier New" w:cs="Courier New"/>
+        </w:rPr>
+        <w:t xml:space="preserve">  - evidence:</w:t>
+      </w:r>
+    </w:p>
+    <w:p>
+      <w:pPr>
+        <w:pStyle w:val="PlainText"/>
+        <w:rPr>
+          <w:rFonts w:ascii="Courier New" w:hAnsi="Courier New" w:cs="Courier New"/>
+        </w:rPr>
+      </w:pPr>
+      <w:r>
+        <w:rPr>
+          <w:rFonts w:ascii="Courier New" w:hAnsi="Courier New" w:cs="Courier New"/>
+        </w:rPr>
+        <w:t xml:space="preserve">    - invoice-cancel failure screenshot</w:t>
+      </w:r>
+    </w:p>
+    <w:p>
+      <w:pPr>
+        <w:pStyle w:val="PlainText"/>
+        <w:rPr>
+          <w:rFonts w:ascii="Courier New" w:hAnsi="Courier New" w:cs="Courier New"/>
+        </w:rPr>
+      </w:pPr>
+      <w:r>
+        <w:rPr>
+          <w:rFonts w:ascii="Courier New" w:hAnsi="Courier New" w:cs="Courier New"/>
+        </w:rPr>
+        <w:t xml:space="preserve">    - focused rerun TRX proving cancellation does not complete</w:t>
+      </w:r>
+    </w:p>
+    <w:p>
+      <w:pPr>
+        <w:pStyle w:val="PlainText"/>
+        <w:rPr>
+          <w:rFonts w:ascii="Courier New" w:hAnsi="Courier New" w:cs="Courier New"/>
+        </w:rPr>
+      </w:pPr>
+    </w:p>
+    <w:p>
+      <w:pPr>
+        <w:pStyle w:val="PlainText"/>
+        <w:rPr>
+          <w:rFonts w:ascii="Courier New" w:hAnsi="Courier New" w:cs="Courier New"/>
+        </w:rPr>
+      </w:pPr>
+      <w:r>
+        <w:rPr>
+          <w:rFonts w:ascii="Courier New" w:hAnsi="Courier New" w:cs="Courier New"/>
+        </w:rPr>
+        <w:t>| Record ID | Type | Related Test Case | Current Status | Evidence state |</w:t>
+      </w:r>
+    </w:p>
+    <w:p>
+      <w:pPr>
+        <w:pStyle w:val="PlainText"/>
+        <w:rPr>
+          <w:rFonts w:ascii="Courier New" w:hAnsi="Courier New" w:cs="Courier New"/>
+        </w:rPr>
+      </w:pPr>
+      <w:r>
+        <w:rPr>
+          <w:rFonts w:ascii="Courier New" w:hAnsi="Courier New" w:cs="Courier New"/>
+        </w:rPr>
+        <w:t>|---|---|---|---|---|</w:t>
+      </w:r>
+    </w:p>
+    <w:p>
+      <w:pPr>
+        <w:pStyle w:val="PlainText"/>
+        <w:rPr>
+          <w:rFonts w:ascii="Courier New" w:hAnsi="Courier New" w:cs="Courier New"/>
+        </w:rPr>
+      </w:pPr>
+      <w:r>
+        <w:rPr>
+          <w:rFonts w:ascii="Courier New" w:hAnsi="Courier New" w:cs="Courier New"/>
+        </w:rPr>
+        <w:t>| `OBS-20260405-001` | Observation | `TC-UI-AUTH-003` | `Closed - Behavior Confirmed` | rerun proved redirect-based denial is expected |</w:t>
+      </w:r>
+    </w:p>
+    <w:p>
+      <w:pPr>
+        <w:pStyle w:val="PlainText"/>
+        <w:rPr>
+          <w:rFonts w:ascii="Courier New" w:hAnsi="Courier New" w:cs="Courier New"/>
+        </w:rPr>
+      </w:pPr>
+      <w:r>
+        <w:rPr>
+          <w:rFonts w:ascii="Courier New" w:hAnsi="Courier New" w:cs="Courier New"/>
+        </w:rPr>
+        <w:t>| `OBS-20260405-002` | Observation | `TC-UI-IMP-002` | `Closed - Automation Fixed` | rerun proved import preview works after locator fix |</w:t>
+      </w:r>
+    </w:p>
+    <w:p>
+      <w:pPr>
+        <w:pStyle w:val="PlainText"/>
+        <w:rPr>
+          <w:rFonts w:ascii="Courier New" w:hAnsi="Courier New" w:cs="Courier New"/>
+        </w:rPr>
+      </w:pPr>
+      <w:r>
+        <w:rPr>
+          <w:rFonts w:ascii="Courier New" w:hAnsi="Courier New" w:cs="Courier New"/>
+        </w:rPr>
+        <w:t>| `BUG-20260406-001` | Confirmed Defect | `TC-UI-INV-001`, `TC-UI-INV-003`, `TC-UI-INV-006` | `Open - Confirmed` | UI screenshots, TRX, server log, and GitHub Issue `#1` |</w:t>
+      </w:r>
+    </w:p>
+    <w:p>
+      <w:pPr>
+        <w:pStyle w:val="PlainText"/>
+        <w:rPr>
+          <w:rFonts w:ascii="Courier New" w:hAnsi="Courier New" w:cs="Courier New"/>
+        </w:rPr>
+      </w:pPr>
+      <w:r>
+        <w:rPr>
+          <w:rFonts w:ascii="Courier New" w:hAnsi="Courier New" w:cs="Courier New"/>
+        </w:rPr>
+        <w:t>| `BUG-20260411-002` | Confirmed Defect | `TC-UI-PUR-002`, `TC-UI-PUR-003` | `Open - Confirmed` | UI screenshots and rerun TRX |</w:t>
+      </w:r>
+    </w:p>
+    <w:p>
+      <w:pPr>
+        <w:pStyle w:val="PlainText"/>
+        <w:rPr>
+          <w:rFonts w:ascii="Courier New" w:hAnsi="Courier New" w:cs="Courier New"/>
+        </w:rPr>
+      </w:pPr>
+      <w:r>
+        <w:rPr>
+          <w:rFonts w:ascii="Courier New" w:hAnsi="Courier New" w:cs="Courier New"/>
+        </w:rPr>
+        <w:t>| `BUG-20260411-003` | Confirmed Defect | `TC-UI-IMP-003` | `Open - Confirmed` | UI screenshot and rerun TRX |</w:t>
+      </w:r>
+    </w:p>
+    <w:p>
+      <w:pPr>
+        <w:pStyle w:val="PlainText"/>
+        <w:rPr>
+          <w:rFonts w:ascii="Courier New" w:hAnsi="Courier New" w:cs="Courier New"/>
+        </w:rPr>
+      </w:pPr>
+      <w:r>
+        <w:rPr>
+          <w:rFonts w:ascii="Courier New" w:hAnsi="Courier New" w:cs="Courier New"/>
+        </w:rPr>
+        <w:t>| `BUG-20260411-004` | Confirmed Defect | `TC-UI-INV-005` | `Open - Confirmed` | UI screenshot and rerun TRX |</w:t>
       </w:r>
     </w:p>
     <w:p>
@@ -4180,7 +5720,7 @@
         <w:rPr>
           <w:rFonts w:ascii="Courier New" w:hAnsi="Courier New" w:cs="Courier New"/>
         </w:rPr>
-        <w:t>![Figure B-1 - GitHub issue screenshot](../evidence/defects/BUG-20260406-001-github-issue.png)</w:t>
+        <w:t>![Figure B-1 - GitHub issue screenshot](../../TestResults/Evidence/Defects/BUG-20260406-001-github-issue.png)</w:t>
       </w:r>
     </w:p>
     <w:p>
@@ -4438,7 +5978,91 @@
         <w:rPr>
           <w:rFonts w:ascii="Courier New" w:hAnsi="Courier New" w:cs="Courier New"/>
         </w:rPr>
-        <w:t>[INSERT TABLE B-2: label taxonomy summary from `defects/github-issues/github-label-taxonomy.md`]</w:t>
+        <w:t>| Label group | Values used |</w:t>
+      </w:r>
+    </w:p>
+    <w:p>
+      <w:pPr>
+        <w:pStyle w:val="PlainText"/>
+        <w:rPr>
+          <w:rFonts w:ascii="Courier New" w:hAnsi="Courier New" w:cs="Courier New"/>
+        </w:rPr>
+      </w:pPr>
+      <w:r>
+        <w:rPr>
+          <w:rFonts w:ascii="Courier New" w:hAnsi="Courier New" w:cs="Courier New"/>
+        </w:rPr>
+        <w:t>|---|---|</w:t>
+      </w:r>
+    </w:p>
+    <w:p>
+      <w:pPr>
+        <w:pStyle w:val="PlainText"/>
+        <w:rPr>
+          <w:rFonts w:ascii="Courier New" w:hAnsi="Courier New" w:cs="Courier New"/>
+        </w:rPr>
+      </w:pPr>
+      <w:r>
+        <w:rPr>
+          <w:rFonts w:ascii="Courier New" w:hAnsi="Courier New" w:cs="Courier New"/>
+        </w:rPr>
+        <w:t>| Severity | `severity:critical`, `severity:high`, `severity:medium`, `severity:low` |</w:t>
+      </w:r>
+    </w:p>
+    <w:p>
+      <w:pPr>
+        <w:pStyle w:val="PlainText"/>
+        <w:rPr>
+          <w:rFonts w:ascii="Courier New" w:hAnsi="Courier New" w:cs="Courier New"/>
+        </w:rPr>
+      </w:pPr>
+      <w:r>
+        <w:rPr>
+          <w:rFonts w:ascii="Courier New" w:hAnsi="Courier New" w:cs="Courier New"/>
+        </w:rPr>
+        <w:t>| Priority | `priority:p1`, `priority:p2`, `priority:p3`, `priority:p4` |</w:t>
+      </w:r>
+    </w:p>
+    <w:p>
+      <w:pPr>
+        <w:pStyle w:val="PlainText"/>
+        <w:rPr>
+          <w:rFonts w:ascii="Courier New" w:hAnsi="Courier New" w:cs="Courier New"/>
+        </w:rPr>
+      </w:pPr>
+      <w:r>
+        <w:rPr>
+          <w:rFonts w:ascii="Courier New" w:hAnsi="Courier New" w:cs="Courier New"/>
+        </w:rPr>
+        <w:t>| Status | `status:new`, `status:triaged`, `status:in-progress`, `status:ready-for-retest`, `status:closed`, `status:rejected` |</w:t>
+      </w:r>
+    </w:p>
+    <w:p>
+      <w:pPr>
+        <w:pStyle w:val="PlainText"/>
+        <w:rPr>
+          <w:rFonts w:ascii="Courier New" w:hAnsi="Courier New" w:cs="Courier New"/>
+        </w:rPr>
+      </w:pPr>
+      <w:r>
+        <w:rPr>
+          <w:rFonts w:ascii="Courier New" w:hAnsi="Courier New" w:cs="Courier New"/>
+        </w:rPr>
+        <w:t>| Module | `module:auth`, `module:permissions`, `module:products`, `module:product-import`, `module:stock`, `module:purchases`, `module:invoices`, `module:reports`, `module:catalog-api`, `module:health-api` |</w:t>
+      </w:r>
+    </w:p>
+    <w:p>
+      <w:pPr>
+        <w:pStyle w:val="PlainText"/>
+        <w:rPr>
+          <w:rFonts w:ascii="Courier New" w:hAnsi="Courier New" w:cs="Courier New"/>
+        </w:rPr>
+      </w:pPr>
+      <w:r>
+        <w:rPr>
+          <w:rFonts w:ascii="Courier New" w:hAnsi="Courier New" w:cs="Courier New"/>
+        </w:rPr>
+        <w:t>| Interface / type | `interface:ui`, `interface:api`, `interface:automation`, `type:defect`, `type:observation`, `type:automation-script` |</w:t>
       </w:r>
     </w:p>
     <w:p>
@@ -4482,7 +6106,7 @@
         <w:rPr>
           <w:rFonts w:ascii="Courier New" w:hAnsi="Courier New" w:cs="Courier New"/>
         </w:rPr>
-        <w:t>The current metrics show that the submission is structurally strong in planning and traceability, but still early in real execution depth.</w:t>
+        <w:t>The current metrics show that the submission is structurally strong in planning, traceability, and execution completeness, while the main remaining weakness has shifted from coverage depth to unresolved defect count.</w:t>
       </w:r>
     </w:p>
     <w:p>
@@ -4526,35 +6150,35 @@
         <w:rPr>
           <w:rFonts w:ascii="Courier New" w:hAnsi="Courier New" w:cs="Courier New"/>
         </w:rPr>
-        <w:t>- executed test cases: `25 / 63`</w:t>
-      </w:r>
-    </w:p>
-    <w:p>
-      <w:pPr>
-        <w:pStyle w:val="PlainText"/>
-        <w:rPr>
-          <w:rFonts w:ascii="Courier New" w:hAnsi="Courier New" w:cs="Courier New"/>
-        </w:rPr>
-      </w:pPr>
-      <w:r>
-        <w:rPr>
-          <w:rFonts w:ascii="Courier New" w:hAnsi="Courier New" w:cs="Courier New"/>
-        </w:rPr>
-        <w:t>- pass rate on executed cases: `96%`</w:t>
-      </w:r>
-    </w:p>
-    <w:p>
-      <w:pPr>
-        <w:pStyle w:val="PlainText"/>
-        <w:rPr>
-          <w:rFonts w:ascii="Courier New" w:hAnsi="Courier New" w:cs="Courier New"/>
-        </w:rPr>
-      </w:pPr>
-      <w:r>
-        <w:rPr>
-          <w:rFonts w:ascii="Courier New" w:hAnsi="Courier New" w:cs="Courier New"/>
-        </w:rPr>
-        <w:t>- fail rate on executed cases: `4%`</w:t>
+        <w:t>- executed test cases: `63 / 63`</w:t>
+      </w:r>
+    </w:p>
+    <w:p>
+      <w:pPr>
+        <w:pStyle w:val="PlainText"/>
+        <w:rPr>
+          <w:rFonts w:ascii="Courier New" w:hAnsi="Courier New" w:cs="Courier New"/>
+        </w:rPr>
+      </w:pPr>
+      <w:r>
+        <w:rPr>
+          <w:rFonts w:ascii="Courier New" w:hAnsi="Courier New" w:cs="Courier New"/>
+        </w:rPr>
+        <w:t>- pass rate on executed cases: `88.89%`</w:t>
+      </w:r>
+    </w:p>
+    <w:p>
+      <w:pPr>
+        <w:pStyle w:val="PlainText"/>
+        <w:rPr>
+          <w:rFonts w:ascii="Courier New" w:hAnsi="Courier New" w:cs="Courier New"/>
+        </w:rPr>
+      </w:pPr>
+      <w:r>
+        <w:rPr>
+          <w:rFonts w:ascii="Courier New" w:hAnsi="Courier New" w:cs="Courier New"/>
+        </w:rPr>
+        <w:t>- fail rate on executed cases: `11.11%`</w:t>
       </w:r>
     </w:p>
     <w:p>
@@ -4610,7 +6234,7 @@
         <w:rPr>
           <w:rFonts w:ascii="Courier New" w:hAnsi="Courier New" w:cs="Courier New"/>
         </w:rPr>
-        <w:t>- scenario execution coverage: `26.19%`</w:t>
+        <w:t>- scenario execution coverage: `100%`</w:t>
       </w:r>
     </w:p>
     <w:p>
@@ -4682,35 +6306,35 @@
         <w:rPr>
           <w:rFonts w:ascii="Courier New" w:hAnsi="Courier New" w:cs="Courier New"/>
         </w:rPr>
-        <w:t xml:space="preserve">  - executed: `6`</w:t>
-      </w:r>
-    </w:p>
-    <w:p>
-      <w:pPr>
-        <w:pStyle w:val="PlainText"/>
-        <w:rPr>
-          <w:rFonts w:ascii="Courier New" w:hAnsi="Courier New" w:cs="Courier New"/>
-        </w:rPr>
-      </w:pPr>
-      <w:r>
-        <w:rPr>
-          <w:rFonts w:ascii="Courier New" w:hAnsi="Courier New" w:cs="Courier New"/>
-        </w:rPr>
-        <w:t xml:space="preserve">  - pass: `5`</w:t>
-      </w:r>
-    </w:p>
-    <w:p>
-      <w:pPr>
-        <w:pStyle w:val="PlainText"/>
-        <w:rPr>
-          <w:rFonts w:ascii="Courier New" w:hAnsi="Courier New" w:cs="Courier New"/>
-        </w:rPr>
-      </w:pPr>
-      <w:r>
-        <w:rPr>
-          <w:rFonts w:ascii="Courier New" w:hAnsi="Courier New" w:cs="Courier New"/>
-        </w:rPr>
-        <w:t xml:space="preserve">  - fail: `1`</w:t>
+        <w:t xml:space="preserve">  - executed: `41`</w:t>
+      </w:r>
+    </w:p>
+    <w:p>
+      <w:pPr>
+        <w:pStyle w:val="PlainText"/>
+        <w:rPr>
+          <w:rFonts w:ascii="Courier New" w:hAnsi="Courier New" w:cs="Courier New"/>
+        </w:rPr>
+      </w:pPr>
+      <w:r>
+        <w:rPr>
+          <w:rFonts w:ascii="Courier New" w:hAnsi="Courier New" w:cs="Courier New"/>
+        </w:rPr>
+        <w:t xml:space="preserve">  - pass: `34`</w:t>
+      </w:r>
+    </w:p>
+    <w:p>
+      <w:pPr>
+        <w:pStyle w:val="PlainText"/>
+        <w:rPr>
+          <w:rFonts w:ascii="Courier New" w:hAnsi="Courier New" w:cs="Courier New"/>
+        </w:rPr>
+      </w:pPr>
+      <w:r>
+        <w:rPr>
+          <w:rFonts w:ascii="Courier New" w:hAnsi="Courier New" w:cs="Courier New"/>
+        </w:rPr>
+        <w:t xml:space="preserve">  - fail: `7`</w:t>
       </w:r>
     </w:p>
     <w:p>
@@ -4752,21 +6376,21 @@
         <w:rPr>
           <w:rFonts w:ascii="Courier New" w:hAnsi="Courier New" w:cs="Courier New"/>
         </w:rPr>
-        <w:t xml:space="preserve">  - executed: `0`</w:t>
-      </w:r>
-    </w:p>
-    <w:p>
-      <w:pPr>
-        <w:pStyle w:val="PlainText"/>
-        <w:rPr>
-          <w:rFonts w:ascii="Courier New" w:hAnsi="Courier New" w:cs="Courier New"/>
-        </w:rPr>
-      </w:pPr>
-      <w:r>
-        <w:rPr>
-          <w:rFonts w:ascii="Courier New" w:hAnsi="Courier New" w:cs="Courier New"/>
-        </w:rPr>
-        <w:t xml:space="preserve">  - pass: `0`</w:t>
+        <w:t xml:space="preserve">  - executed: `3`</w:t>
+      </w:r>
+    </w:p>
+    <w:p>
+      <w:pPr>
+        <w:pStyle w:val="PlainText"/>
+        <w:rPr>
+          <w:rFonts w:ascii="Courier New" w:hAnsi="Courier New" w:cs="Courier New"/>
+        </w:rPr>
+      </w:pPr>
+      <w:r>
+        <w:rPr>
+          <w:rFonts w:ascii="Courier New" w:hAnsi="Courier New" w:cs="Courier New"/>
+        </w:rPr>
+        <w:t xml:space="preserve">  - pass: `3`</w:t>
       </w:r>
     </w:p>
     <w:p>
@@ -4858,57 +6482,311 @@
         <w:rPr>
           <w:rFonts w:ascii="Courier New" w:hAnsi="Courier New" w:cs="Courier New"/>
         </w:rPr>
-        <w:t>Module-wise view shows that the public API surface is fully executed, `Purchases` and `Product Import` now have positive evidence, and `Invoices` contains the current confirmed defect. `Stock`, `Reports`, `Products`, and `Public Catalog` remain largely unexecuted.</w:t>
-      </w:r>
-    </w:p>
-    <w:p>
-      <w:pPr>
-        <w:pStyle w:val="PlainText"/>
-        <w:rPr>
-          <w:rFonts w:ascii="Courier New" w:hAnsi="Courier New" w:cs="Courier New"/>
-        </w:rPr>
-      </w:pPr>
-    </w:p>
-    <w:p>
-      <w:pPr>
-        <w:pStyle w:val="PlainText"/>
-        <w:rPr>
-          <w:rFonts w:ascii="Courier New" w:hAnsi="Courier New" w:cs="Courier New"/>
-        </w:rPr>
-      </w:pPr>
-      <w:r>
-        <w:rPr>
-          <w:rFonts w:ascii="Courier New" w:hAnsi="Courier New" w:cs="Courier New"/>
-        </w:rPr>
-        <w:t>[INSERT TABLE M-1: `metrics/OSMS-Interface-Results.csv`]</w:t>
-      </w:r>
-    </w:p>
-    <w:p>
-      <w:pPr>
-        <w:pStyle w:val="PlainText"/>
-        <w:rPr>
-          <w:rFonts w:ascii="Courier New" w:hAnsi="Courier New" w:cs="Courier New"/>
-        </w:rPr>
-      </w:pPr>
-      <w:r>
-        <w:rPr>
-          <w:rFonts w:ascii="Courier New" w:hAnsi="Courier New" w:cs="Courier New"/>
-        </w:rPr>
-        <w:t>[INSERT TABLE M-2: `metrics/OSMS-Module-Wise-Results.csv`]</w:t>
-      </w:r>
-    </w:p>
-    <w:p>
-      <w:pPr>
-        <w:pStyle w:val="PlainText"/>
-        <w:rPr>
-          <w:rFonts w:ascii="Courier New" w:hAnsi="Courier New" w:cs="Courier New"/>
-        </w:rPr>
-      </w:pPr>
-      <w:r>
-        <w:rPr>
-          <w:rFonts w:ascii="Courier New" w:hAnsi="Courier New" w:cs="Courier New"/>
-        </w:rPr>
-        <w:t>[INSERT TABLE M-3: `metrics/OSMS-Scenario-Coverage.csv`]</w:t>
+        <w:t>Module-wise view now shows that every module has direct execution evidence. The public API surface is fully executed and stable in the current baseline. `Invoices`, `Purchases`, and `Product Import` still contain the current confirmed defects, while the remaining modules are currently stable under the executed cases.</w:t>
+      </w:r>
+    </w:p>
+    <w:p>
+      <w:pPr>
+        <w:pStyle w:val="PlainText"/>
+        <w:rPr>
+          <w:rFonts w:ascii="Courier New" w:hAnsi="Courier New" w:cs="Courier New"/>
+        </w:rPr>
+      </w:pPr>
+    </w:p>
+    <w:p>
+      <w:pPr>
+        <w:pStyle w:val="PlainText"/>
+        <w:rPr>
+          <w:rFonts w:ascii="Courier New" w:hAnsi="Courier New" w:cs="Courier New"/>
+        </w:rPr>
+      </w:pPr>
+      <w:r>
+        <w:rPr>
+          <w:rFonts w:ascii="Courier New" w:hAnsi="Courier New" w:cs="Courier New"/>
+        </w:rPr>
+        <w:t>| Interface | Total | Executed | Pass | Fail | Not Run | Execution Progress % |</w:t>
+      </w:r>
+    </w:p>
+    <w:p>
+      <w:pPr>
+        <w:pStyle w:val="PlainText"/>
+        <w:rPr>
+          <w:rFonts w:ascii="Courier New" w:hAnsi="Courier New" w:cs="Courier New"/>
+        </w:rPr>
+      </w:pPr>
+      <w:r>
+        <w:rPr>
+          <w:rFonts w:ascii="Courier New" w:hAnsi="Courier New" w:cs="Courier New"/>
+        </w:rPr>
+        <w:t>|---|---:|---:|---:|---:|---:|---:|</w:t>
+      </w:r>
+    </w:p>
+    <w:p>
+      <w:pPr>
+        <w:pStyle w:val="PlainText"/>
+        <w:rPr>
+          <w:rFonts w:ascii="Courier New" w:hAnsi="Courier New" w:cs="Courier New"/>
+        </w:rPr>
+      </w:pPr>
+      <w:r>
+        <w:rPr>
+          <w:rFonts w:ascii="Courier New" w:hAnsi="Courier New" w:cs="Courier New"/>
+        </w:rPr>
+        <w:t>| `Admin UI` | `41` | `41` | `34` | `7` | `0` | `100` |</w:t>
+      </w:r>
+    </w:p>
+    <w:p>
+      <w:pPr>
+        <w:pStyle w:val="PlainText"/>
+        <w:rPr>
+          <w:rFonts w:ascii="Courier New" w:hAnsi="Courier New" w:cs="Courier New"/>
+        </w:rPr>
+      </w:pPr>
+      <w:r>
+        <w:rPr>
+          <w:rFonts w:ascii="Courier New" w:hAnsi="Courier New" w:cs="Courier New"/>
+        </w:rPr>
+        <w:t>| `API` | `19` | `19` | `19` | `0` | `0` | `100` |</w:t>
+      </w:r>
+    </w:p>
+    <w:p>
+      <w:pPr>
+        <w:pStyle w:val="PlainText"/>
+        <w:rPr>
+          <w:rFonts w:ascii="Courier New" w:hAnsi="Courier New" w:cs="Courier New"/>
+        </w:rPr>
+      </w:pPr>
+      <w:r>
+        <w:rPr>
+          <w:rFonts w:ascii="Courier New" w:hAnsi="Courier New" w:cs="Courier New"/>
+        </w:rPr>
+        <w:t>| `Public UI` | `3` | `3` | `3` | `0` | `0` | `100` |</w:t>
+      </w:r>
+    </w:p>
+    <w:p>
+      <w:pPr>
+        <w:pStyle w:val="PlainText"/>
+        <w:rPr>
+          <w:rFonts w:ascii="Courier New" w:hAnsi="Courier New" w:cs="Courier New"/>
+        </w:rPr>
+      </w:pPr>
+    </w:p>
+    <w:p>
+      <w:pPr>
+        <w:pStyle w:val="PlainText"/>
+        <w:rPr>
+          <w:rFonts w:ascii="Courier New" w:hAnsi="Courier New" w:cs="Courier New"/>
+        </w:rPr>
+      </w:pPr>
+      <w:r>
+        <w:rPr>
+          <w:rFonts w:ascii="Courier New" w:hAnsi="Courier New" w:cs="Courier New"/>
+        </w:rPr>
+        <w:t>| Module | Total | Executed | Pass | Fail | Not Run | Execution Progress % |</w:t>
+      </w:r>
+    </w:p>
+    <w:p>
+      <w:pPr>
+        <w:pStyle w:val="PlainText"/>
+        <w:rPr>
+          <w:rFonts w:ascii="Courier New" w:hAnsi="Courier New" w:cs="Courier New"/>
+        </w:rPr>
+      </w:pPr>
+      <w:r>
+        <w:rPr>
+          <w:rFonts w:ascii="Courier New" w:hAnsi="Courier New" w:cs="Courier New"/>
+        </w:rPr>
+        <w:t>|---|---:|---:|---:|---:|---:|---:|</w:t>
+      </w:r>
+    </w:p>
+    <w:p>
+      <w:pPr>
+        <w:pStyle w:val="PlainText"/>
+        <w:rPr>
+          <w:rFonts w:ascii="Courier New" w:hAnsi="Courier New" w:cs="Courier New"/>
+        </w:rPr>
+      </w:pPr>
+      <w:r>
+        <w:rPr>
+          <w:rFonts w:ascii="Courier New" w:hAnsi="Courier New" w:cs="Courier New"/>
+        </w:rPr>
+        <w:t>| `Authentication` | `3` | `3` | `3` | `0` | `0` | `100` |</w:t>
+      </w:r>
+    </w:p>
+    <w:p>
+      <w:pPr>
+        <w:pStyle w:val="PlainText"/>
+        <w:rPr>
+          <w:rFonts w:ascii="Courier New" w:hAnsi="Courier New" w:cs="Courier New"/>
+        </w:rPr>
+      </w:pPr>
+      <w:r>
+        <w:rPr>
+          <w:rFonts w:ascii="Courier New" w:hAnsi="Courier New" w:cs="Courier New"/>
+        </w:rPr>
+        <w:t>| `Permissions` | `3` | `3` | `3` | `0` | `0` | `100` |</w:t>
+      </w:r>
+    </w:p>
+    <w:p>
+      <w:pPr>
+        <w:pStyle w:val="PlainText"/>
+        <w:rPr>
+          <w:rFonts w:ascii="Courier New" w:hAnsi="Courier New" w:cs="Courier New"/>
+        </w:rPr>
+      </w:pPr>
+      <w:r>
+        <w:rPr>
+          <w:rFonts w:ascii="Courier New" w:hAnsi="Courier New" w:cs="Courier New"/>
+        </w:rPr>
+        <w:t>| `Purchases` | `7` | `7` | `5` | `2` | `0` | `100` |</w:t>
+      </w:r>
+    </w:p>
+    <w:p>
+      <w:pPr>
+        <w:pStyle w:val="PlainText"/>
+        <w:rPr>
+          <w:rFonts w:ascii="Courier New" w:hAnsi="Courier New" w:cs="Courier New"/>
+        </w:rPr>
+      </w:pPr>
+      <w:r>
+        <w:rPr>
+          <w:rFonts w:ascii="Courier New" w:hAnsi="Courier New" w:cs="Courier New"/>
+        </w:rPr>
+        <w:t>| `Invoices` | `6` | `6` | `2` | `4` | `0` | `100` |</w:t>
+      </w:r>
+    </w:p>
+    <w:p>
+      <w:pPr>
+        <w:pStyle w:val="PlainText"/>
+        <w:rPr>
+          <w:rFonts w:ascii="Courier New" w:hAnsi="Courier New" w:cs="Courier New"/>
+        </w:rPr>
+      </w:pPr>
+      <w:r>
+        <w:rPr>
+          <w:rFonts w:ascii="Courier New" w:hAnsi="Courier New" w:cs="Courier New"/>
+        </w:rPr>
+        <w:t>| `Product Import` | `4` | `4` | `3` | `1` | `0` | `100` |</w:t>
+      </w:r>
+    </w:p>
+    <w:p>
+      <w:pPr>
+        <w:pStyle w:val="PlainText"/>
+        <w:rPr>
+          <w:rFonts w:ascii="Courier New" w:hAnsi="Courier New" w:cs="Courier New"/>
+        </w:rPr>
+      </w:pPr>
+      <w:r>
+        <w:rPr>
+          <w:rFonts w:ascii="Courier New" w:hAnsi="Courier New" w:cs="Courier New"/>
+        </w:rPr>
+        <w:t>| `Stock` | `3` | `3` | `3` | `0` | `0` | `100` |</w:t>
+      </w:r>
+    </w:p>
+    <w:p>
+      <w:pPr>
+        <w:pStyle w:val="PlainText"/>
+        <w:rPr>
+          <w:rFonts w:ascii="Courier New" w:hAnsi="Courier New" w:cs="Courier New"/>
+        </w:rPr>
+      </w:pPr>
+      <w:r>
+        <w:rPr>
+          <w:rFonts w:ascii="Courier New" w:hAnsi="Courier New" w:cs="Courier New"/>
+        </w:rPr>
+        <w:t>| `Reports` | `2` | `2` | `2` | `0` | `0` | `100` |</w:t>
+      </w:r>
+    </w:p>
+    <w:p>
+      <w:pPr>
+        <w:pStyle w:val="PlainText"/>
+        <w:rPr>
+          <w:rFonts w:ascii="Courier New" w:hAnsi="Courier New" w:cs="Courier New"/>
+        </w:rPr>
+      </w:pPr>
+      <w:r>
+        <w:rPr>
+          <w:rFonts w:ascii="Courier New" w:hAnsi="Courier New" w:cs="Courier New"/>
+        </w:rPr>
+        <w:t>| `Public Catalog` | `3` | `3` | `3` | `0` | `0` | `100` |</w:t>
+      </w:r>
+    </w:p>
+    <w:p>
+      <w:pPr>
+        <w:pStyle w:val="PlainText"/>
+        <w:rPr>
+          <w:rFonts w:ascii="Courier New" w:hAnsi="Courier New" w:cs="Courier New"/>
+        </w:rPr>
+      </w:pPr>
+    </w:p>
+    <w:p>
+      <w:pPr>
+        <w:pStyle w:val="PlainText"/>
+        <w:rPr>
+          <w:rFonts w:ascii="Courier New" w:hAnsi="Courier New" w:cs="Courier New"/>
+        </w:rPr>
+      </w:pPr>
+      <w:r>
+        <w:rPr>
+          <w:rFonts w:ascii="Courier New" w:hAnsi="Courier New" w:cs="Courier New"/>
+        </w:rPr>
+        <w:t>| Coverage status | Scenario count |</w:t>
+      </w:r>
+    </w:p>
+    <w:p>
+      <w:pPr>
+        <w:pStyle w:val="PlainText"/>
+        <w:rPr>
+          <w:rFonts w:ascii="Courier New" w:hAnsi="Courier New" w:cs="Courier New"/>
+        </w:rPr>
+      </w:pPr>
+      <w:r>
+        <w:rPr>
+          <w:rFonts w:ascii="Courier New" w:hAnsi="Courier New" w:cs="Courier New"/>
+        </w:rPr>
+        <w:t>|---|---:|</w:t>
+      </w:r>
+    </w:p>
+    <w:p>
+      <w:pPr>
+        <w:pStyle w:val="PlainText"/>
+        <w:rPr>
+          <w:rFonts w:ascii="Courier New" w:hAnsi="Courier New" w:cs="Courier New"/>
+        </w:rPr>
+      </w:pPr>
+      <w:r>
+        <w:rPr>
+          <w:rFonts w:ascii="Courier New" w:hAnsi="Courier New" w:cs="Courier New"/>
+        </w:rPr>
+        <w:t>| `Executed` | `42` |</w:t>
+      </w:r>
+    </w:p>
+    <w:p>
+      <w:pPr>
+        <w:pStyle w:val="PlainText"/>
+        <w:rPr>
+          <w:rFonts w:ascii="Courier New" w:hAnsi="Courier New" w:cs="Courier New"/>
+        </w:rPr>
+      </w:pPr>
+      <w:r>
+        <w:rPr>
+          <w:rFonts w:ascii="Courier New" w:hAnsi="Courier New" w:cs="Courier New"/>
+        </w:rPr>
+        <w:t>| `Designed Only` | `0` |</w:t>
+      </w:r>
+    </w:p>
+    <w:p>
+      <w:pPr>
+        <w:pStyle w:val="PlainText"/>
+        <w:rPr>
+          <w:rFonts w:ascii="Courier New" w:hAnsi="Courier New" w:cs="Courier New"/>
+        </w:rPr>
+      </w:pPr>
+      <w:r>
+        <w:rPr>
+          <w:rFonts w:ascii="Courier New" w:hAnsi="Courier New" w:cs="Courier New"/>
+        </w:rPr>
+        <w:t>| `Total` | `42` |</w:t>
       </w:r>
     </w:p>
     <w:p>
@@ -4952,7 +6830,7 @@
         <w:rPr>
           <w:rFonts w:ascii="Courier New" w:hAnsi="Courier New" w:cs="Courier New"/>
         </w:rPr>
-        <w:t>![Figure M-1 - Metrics summary](../evidence/report/OSMS-Test-Metrics-Summary.png)</w:t>
+        <w:t>![Figure M-1 - Metrics summary](../../TestResults/Evidence/Report/OSMS-Test-Metrics-Summary.png)</w:t>
       </w:r>
     </w:p>
     <w:p>
@@ -5154,51 +7032,71 @@
         <w:rPr>
           <w:rFonts w:ascii="Courier New" w:hAnsi="Courier New" w:cs="Courier New"/>
         </w:rPr>
-        <w:t>The main limitation of the current package is no longer only execution depth. While `25` of `63` test cases now have real evidence, the system still contains one confirmed high-severity defect in invoice creation, and several business UI areas remain unexecuted. Because of this, the report cannot responsibly claim that the full system is stable.</w:t>
-      </w:r>
-    </w:p>
-    <w:p>
-      <w:pPr>
-        <w:pStyle w:val="PlainText"/>
-        <w:rPr>
-          <w:rFonts w:ascii="Courier New" w:hAnsi="Courier New" w:cs="Courier New"/>
-        </w:rPr>
-      </w:pPr>
-    </w:p>
-    <w:p>
-      <w:pPr>
-        <w:pStyle w:val="PlainText"/>
-        <w:rPr>
-          <w:rFonts w:ascii="Courier New" w:hAnsi="Courier New" w:cs="Courier New"/>
-        </w:rPr>
-      </w:pPr>
-      <w:r>
-        <w:rPr>
-          <w:rFonts w:ascii="Courier New" w:hAnsi="Courier New" w:cs="Courier New"/>
-        </w:rPr>
-        <w:t>The report still lacks some high-value execution depth:</w:t>
-      </w:r>
-    </w:p>
-    <w:p>
-      <w:pPr>
-        <w:pStyle w:val="PlainText"/>
-        <w:rPr>
-          <w:rFonts w:ascii="Courier New" w:hAnsi="Courier New" w:cs="Courier New"/>
-        </w:rPr>
-      </w:pPr>
-    </w:p>
-    <w:p>
-      <w:pPr>
-        <w:pStyle w:val="PlainText"/>
-        <w:rPr>
-          <w:rFonts w:ascii="Courier New" w:hAnsi="Courier New" w:cs="Courier New"/>
-        </w:rPr>
-      </w:pPr>
-      <w:r>
-        <w:rPr>
-          <w:rFonts w:ascii="Courier New" w:hAnsi="Courier New" w:cs="Courier New"/>
-        </w:rPr>
-        <w:t>- additional business-flow evidence for `Stock`, `Reports`, `Products`, and `Public Catalog`</w:t>
+        <w:t>The main limitation of the current package is no longer execution depth. All `63` designed test cases now have real runtime evidence. The remaining limitation is unresolved defect count: the system still contains four confirmed defects across invoices, purchases, and product import. All four defects are now mirrored into live GitHub Issues, and the invoice-create defect remains the strongest case because it also has server-log proof. Because of this, the report still cannot responsibly claim that the full s</w:t>
+      </w:r>
+      <w:r>
+        <w:rPr>
+          <w:rFonts w:ascii="Courier New" w:hAnsi="Courier New" w:cs="Courier New"/>
+        </w:rPr>
+        <w:t>ystem is stable.</w:t>
+      </w:r>
+    </w:p>
+    <w:p>
+      <w:pPr>
+        <w:pStyle w:val="PlainText"/>
+        <w:rPr>
+          <w:rFonts w:ascii="Courier New" w:hAnsi="Courier New" w:cs="Courier New"/>
+        </w:rPr>
+      </w:pPr>
+    </w:p>
+    <w:p>
+      <w:pPr>
+        <w:pStyle w:val="PlainText"/>
+        <w:rPr>
+          <w:rFonts w:ascii="Courier New" w:hAnsi="Courier New" w:cs="Courier New"/>
+        </w:rPr>
+      </w:pPr>
+      <w:r>
+        <w:rPr>
+          <w:rFonts w:ascii="Courier New" w:hAnsi="Courier New" w:cs="Courier New"/>
+        </w:rPr>
+        <w:t>The package still lacks two completions that would improve its final polish:</w:t>
+      </w:r>
+    </w:p>
+    <w:p>
+      <w:pPr>
+        <w:pStyle w:val="PlainText"/>
+        <w:rPr>
+          <w:rFonts w:ascii="Courier New" w:hAnsi="Courier New" w:cs="Courier New"/>
+        </w:rPr>
+      </w:pPr>
+    </w:p>
+    <w:p>
+      <w:pPr>
+        <w:pStyle w:val="PlainText"/>
+        <w:rPr>
+          <w:rFonts w:ascii="Courier New" w:hAnsi="Courier New" w:cs="Courier New"/>
+        </w:rPr>
+      </w:pPr>
+      <w:r>
+        <w:rPr>
+          <w:rFonts w:ascii="Courier New" w:hAnsi="Courier New" w:cs="Courier New"/>
+        </w:rPr>
+        <w:t>- focused defect retests were executed again on `2026-04-11`, and all four confirmed defects still reproduced without any status downgrade</w:t>
+      </w:r>
+    </w:p>
+    <w:p>
+      <w:pPr>
+        <w:pStyle w:val="PlainText"/>
+        <w:rPr>
+          <w:rFonts w:ascii="Courier New" w:hAnsi="Courier New" w:cs="Courier New"/>
+        </w:rPr>
+      </w:pPr>
+      <w:r>
+        <w:rPr>
+          <w:rFonts w:ascii="Courier New" w:hAnsi="Courier New" w:cs="Courier New"/>
+        </w:rPr>
+        <w:t>- basic cross-browser evidence now exists through an `Edge` smoke rerun of `TC-UI-AUTH-001`</w:t>
       </w:r>
     </w:p>
     <w:p>
@@ -5264,49 +7162,49 @@
         <w:rPr>
           <w:rFonts w:ascii="Courier New" w:hAnsi="Courier New" w:cs="Courier New"/>
         </w:rPr>
-        <w:t>1. fix and retest invoice creation, then add post-fix evidence to GitHub Issue `#1`</w:t>
-      </w:r>
-    </w:p>
-    <w:p>
-      <w:pPr>
-        <w:pStyle w:val="PlainText"/>
-        <w:rPr>
-          <w:rFonts w:ascii="Courier New" w:hAnsi="Courier New" w:cs="Courier New"/>
-        </w:rPr>
-      </w:pPr>
-      <w:r>
-        <w:rPr>
-          <w:rFonts w:ascii="Courier New" w:hAnsi="Courier New" w:cs="Courier New"/>
-        </w:rPr>
-        <w:t>2. execute the remaining high-value UI areas: `Stock`, `Reports`, `Products`, and `Public Catalog`</w:t>
-      </w:r>
-    </w:p>
-    <w:p>
-      <w:pPr>
-        <w:pStyle w:val="PlainText"/>
-        <w:rPr>
-          <w:rFonts w:ascii="Courier New" w:hAnsi="Courier New" w:cs="Courier New"/>
-        </w:rPr>
-      </w:pPr>
-      <w:r>
-        <w:rPr>
-          <w:rFonts w:ascii="Courier New" w:hAnsi="Courier New" w:cs="Courier New"/>
-        </w:rPr>
-        <w:t>3. optionally add cross-browser evidence if Edge is available</w:t>
-      </w:r>
-    </w:p>
-    <w:p>
-      <w:pPr>
-        <w:pStyle w:val="PlainText"/>
-        <w:rPr>
-          <w:rFonts w:ascii="Courier New" w:hAnsi="Courier New" w:cs="Courier New"/>
-        </w:rPr>
-      </w:pPr>
-      <w:r>
-        <w:rPr>
-          <w:rFonts w:ascii="Courier New" w:hAnsi="Courier New" w:cs="Courier New"/>
-        </w:rPr>
-        <w:t>4. keep the final PDF, PPTX, issue screenshot, and automation video aligned with any future retest update</w:t>
+        <w:t>1. fix and retest the invoice-create defect tracked in GitHub Issue `#1`</w:t>
+      </w:r>
+    </w:p>
+    <w:p>
+      <w:pPr>
+        <w:pStyle w:val="PlainText"/>
+        <w:rPr>
+          <w:rFonts w:ascii="Courier New" w:hAnsi="Courier New" w:cs="Courier New"/>
+        </w:rPr>
+      </w:pPr>
+      <w:r>
+        <w:rPr>
+          <w:rFonts w:ascii="Courier New" w:hAnsi="Courier New" w:cs="Courier New"/>
+        </w:rPr>
+        <w:t>2. fix and retest invoice cancellation, purchase validation rendering, and import confirm after fixes are available</w:t>
+      </w:r>
+    </w:p>
+    <w:p>
+      <w:pPr>
+        <w:pStyle w:val="PlainText"/>
+        <w:rPr>
+          <w:rFonts w:ascii="Courier New" w:hAnsi="Courier New" w:cs="Courier New"/>
+        </w:rPr>
+      </w:pPr>
+      <w:r>
+        <w:rPr>
+          <w:rFonts w:ascii="Courier New" w:hAnsi="Courier New" w:cs="Courier New"/>
+        </w:rPr>
+        <w:t>3. refresh the defect log, final results workbook, and metrics pack after those post-fix retests</w:t>
+      </w:r>
+    </w:p>
+    <w:p>
+      <w:pPr>
+        <w:pStyle w:val="PlainText"/>
+        <w:rPr>
+          <w:rFonts w:ascii="Courier New" w:hAnsi="Courier New" w:cs="Courier New"/>
+        </w:rPr>
+      </w:pPr>
+      <w:r>
+        <w:rPr>
+          <w:rFonts w:ascii="Courier New" w:hAnsi="Courier New" w:cs="Courier New"/>
+        </w:rPr>
+        <w:t>4. expand cross-browser evidence beyond the current `Edge` smoke proof if time permits</w:t>
       </w:r>
     </w:p>
     <w:p>
@@ -5350,13 +7248,13 @@
         <w:rPr>
           <w:rFonts w:ascii="Courier New" w:hAnsi="Courier New" w:cs="Courier New"/>
         </w:rPr>
-        <w:t>Based on the current execution evidence, the `Online Sales Management System` has a verified baseline for admin login, permission enforcement, product import preview, draft purchase creation, and the full public API surface. However, it does not yet have enough executed UI coverage to support a broad claim of operational stability, and invoice creation currently contains one confirmed high-severity defect. The most defensible conclusion is that the project is partially verified, strong in design and traceab</w:t>
-      </w:r>
-      <w:r>
-        <w:rPr>
-          <w:rFonts w:ascii="Courier New" w:hAnsi="Courier New" w:cs="Courier New"/>
-        </w:rPr>
-        <w:t>ility, and close to a stronger final submission once the remaining UI executions, GitHub issue evidence, and automation video are completed.</w:t>
+        <w:t>Based on the current execution evidence, the `Online Sales Management System` now has full case-level execution coverage across the designed UI and API test suite. The package is strong in test design, evidence traceability, and automation support, and it now avoids the earlier weakness of large `Not Run` sections. The automation evidence is also stronger because a basic `Edge` smoke rerun now confirms `TC-UI-AUTH-001` outside the primary Chrome baseline. However, the system still contains four confirmed de</w:t>
+      </w:r>
+      <w:r>
+        <w:rPr>
+          <w:rFonts w:ascii="Courier New" w:hAnsi="Courier New" w:cs="Courier New"/>
+        </w:rPr>
+        <w:t>fects, all mirrored into live GitHub Issues, and the invoice-create defect remains the strongest defect because it combines UI proof with server-log proof. Focused retests on `2026-04-11` showed that those four defects still reproduce, so the most defensible conclusion is that the project is execution-complete and submission-ready, but still short of a maximum-confidence quality claim until those confirmed defects are fixed and pass post-fix retest.</w:t>
       </w:r>
     </w:p>
     <w:p>
@@ -5400,119 +7298,119 @@
         <w:rPr>
           <w:rFonts w:ascii="Courier New" w:hAnsi="Courier New" w:cs="Courier New"/>
         </w:rPr>
-        <w:t>1. `Report Test subject/UEF - Final.pdf`</w:t>
-      </w:r>
-    </w:p>
-    <w:p>
-      <w:pPr>
-        <w:pStyle w:val="PlainText"/>
-        <w:rPr>
-          <w:rFonts w:ascii="Courier New" w:hAnsi="Courier New" w:cs="Courier New"/>
-        </w:rPr>
-      </w:pPr>
-      <w:r>
-        <w:rPr>
-          <w:rFonts w:ascii="Courier New" w:hAnsi="Courier New" w:cs="Courier New"/>
-        </w:rPr>
-        <w:t>2. `Report Test subject/docs/phase-0-project-audit.md`</w:t>
-      </w:r>
-    </w:p>
-    <w:p>
-      <w:pPr>
-        <w:pStyle w:val="PlainText"/>
-        <w:rPr>
-          <w:rFonts w:ascii="Courier New" w:hAnsi="Courier New" w:cs="Courier New"/>
-        </w:rPr>
-      </w:pPr>
-      <w:r>
-        <w:rPr>
-          <w:rFonts w:ascii="Courier New" w:hAnsi="Courier New" w:cs="Courier New"/>
-        </w:rPr>
-        <w:t>3. `Report Test subject/docs/test-plan.md`</w:t>
-      </w:r>
-    </w:p>
-    <w:p>
-      <w:pPr>
-        <w:pStyle w:val="PlainText"/>
-        <w:rPr>
-          <w:rFonts w:ascii="Courier New" w:hAnsi="Courier New" w:cs="Courier New"/>
-        </w:rPr>
-      </w:pPr>
-      <w:r>
-        <w:rPr>
-          <w:rFonts w:ascii="Courier New" w:hAnsi="Courier New" w:cs="Courier New"/>
-        </w:rPr>
-        <w:t>4. `Report Test subject/docs/test-scenarios.md`</w:t>
-      </w:r>
-    </w:p>
-    <w:p>
-      <w:pPr>
-        <w:pStyle w:val="PlainText"/>
-        <w:rPr>
-          <w:rFonts w:ascii="Courier New" w:hAnsi="Courier New" w:cs="Courier New"/>
-        </w:rPr>
-      </w:pPr>
-      <w:r>
-        <w:rPr>
-          <w:rFonts w:ascii="Courier New" w:hAnsi="Courier New" w:cs="Courier New"/>
-        </w:rPr>
-        <w:t>5. `Report Test subject/docs/phase-7-automation-design.md`</w:t>
-      </w:r>
-    </w:p>
-    <w:p>
-      <w:pPr>
-        <w:pStyle w:val="PlainText"/>
-        <w:rPr>
-          <w:rFonts w:ascii="Courier New" w:hAnsi="Courier New" w:cs="Courier New"/>
-        </w:rPr>
-      </w:pPr>
-      <w:r>
-        <w:rPr>
-          <w:rFonts w:ascii="Courier New" w:hAnsi="Courier New" w:cs="Courier New"/>
-        </w:rPr>
-        <w:t>6. `Report Test subject/docs/phase-9-execution-and-evidence.md`</w:t>
-      </w:r>
-    </w:p>
-    <w:p>
-      <w:pPr>
-        <w:pStyle w:val="PlainText"/>
-        <w:rPr>
-          <w:rFonts w:ascii="Courier New" w:hAnsi="Courier New" w:cs="Courier New"/>
-        </w:rPr>
-      </w:pPr>
-      <w:r>
-        <w:rPr>
-          <w:rFonts w:ascii="Courier New" w:hAnsi="Courier New" w:cs="Courier New"/>
-        </w:rPr>
-        <w:t>7. `Report Test subject/docs/phase-10-defect-log-and-bug-management.md`</w:t>
-      </w:r>
-    </w:p>
-    <w:p>
-      <w:pPr>
-        <w:pStyle w:val="PlainText"/>
-        <w:rPr>
-          <w:rFonts w:ascii="Courier New" w:hAnsi="Courier New" w:cs="Courier New"/>
-        </w:rPr>
-      </w:pPr>
-      <w:r>
-        <w:rPr>
-          <w:rFonts w:ascii="Courier New" w:hAnsi="Courier New" w:cs="Courier New"/>
-        </w:rPr>
-        <w:t>8. `Report Test subject/docs/phase-11-final-results-and-metrics.md`</w:t>
-      </w:r>
-    </w:p>
-    <w:p>
-      <w:pPr>
-        <w:pStyle w:val="PlainText"/>
-        <w:rPr>
-          <w:rFonts w:ascii="Courier New" w:hAnsi="Courier New" w:cs="Courier New"/>
-        </w:rPr>
-      </w:pPr>
-      <w:r>
-        <w:rPr>
-          <w:rFonts w:ascii="Courier New" w:hAnsi="Courier New" w:cs="Courier New"/>
-        </w:rPr>
-        <w:t>9. `Report Test subject/docs/phase-12-analysis-and-insights.md`</w:t>
+        <w:t>1. `MainReport/UEF - Final.pdf`</w:t>
+      </w:r>
+    </w:p>
+    <w:p>
+      <w:pPr>
+        <w:pStyle w:val="PlainText"/>
+        <w:rPr>
+          <w:rFonts w:ascii="Courier New" w:hAnsi="Courier New" w:cs="Courier New"/>
+        </w:rPr>
+      </w:pPr>
+      <w:r>
+        <w:rPr>
+          <w:rFonts w:ascii="Courier New" w:hAnsi="Courier New" w:cs="Courier New"/>
+        </w:rPr>
+        <w:t>2. `MainReport/SupportingDocs/phase-0-project-audit.md`</w:t>
+      </w:r>
+    </w:p>
+    <w:p>
+      <w:pPr>
+        <w:pStyle w:val="PlainText"/>
+        <w:rPr>
+          <w:rFonts w:ascii="Courier New" w:hAnsi="Courier New" w:cs="Courier New"/>
+        </w:rPr>
+      </w:pPr>
+      <w:r>
+        <w:rPr>
+          <w:rFonts w:ascii="Courier New" w:hAnsi="Courier New" w:cs="Courier New"/>
+        </w:rPr>
+        <w:t>3. `MainReport/SupportingDocs/test-plan.md`</w:t>
+      </w:r>
+    </w:p>
+    <w:p>
+      <w:pPr>
+        <w:pStyle w:val="PlainText"/>
+        <w:rPr>
+          <w:rFonts w:ascii="Courier New" w:hAnsi="Courier New" w:cs="Courier New"/>
+        </w:rPr>
+      </w:pPr>
+      <w:r>
+        <w:rPr>
+          <w:rFonts w:ascii="Courier New" w:hAnsi="Courier New" w:cs="Courier New"/>
+        </w:rPr>
+        <w:t>4. `MainReport/SupportingDocs/test-scenarios.md`</w:t>
+      </w:r>
+    </w:p>
+    <w:p>
+      <w:pPr>
+        <w:pStyle w:val="PlainText"/>
+        <w:rPr>
+          <w:rFonts w:ascii="Courier New" w:hAnsi="Courier New" w:cs="Courier New"/>
+        </w:rPr>
+      </w:pPr>
+      <w:r>
+        <w:rPr>
+          <w:rFonts w:ascii="Courier New" w:hAnsi="Courier New" w:cs="Courier New"/>
+        </w:rPr>
+        <w:t>5. `MainReport/SupportingDocs/phase-7-automation-design.md`</w:t>
+      </w:r>
+    </w:p>
+    <w:p>
+      <w:pPr>
+        <w:pStyle w:val="PlainText"/>
+        <w:rPr>
+          <w:rFonts w:ascii="Courier New" w:hAnsi="Courier New" w:cs="Courier New"/>
+        </w:rPr>
+      </w:pPr>
+      <w:r>
+        <w:rPr>
+          <w:rFonts w:ascii="Courier New" w:hAnsi="Courier New" w:cs="Courier New"/>
+        </w:rPr>
+        <w:t>6. `MainReport/SupportingDocs/phase-9-execution-and-evidence.md`</w:t>
+      </w:r>
+    </w:p>
+    <w:p>
+      <w:pPr>
+        <w:pStyle w:val="PlainText"/>
+        <w:rPr>
+          <w:rFonts w:ascii="Courier New" w:hAnsi="Courier New" w:cs="Courier New"/>
+        </w:rPr>
+      </w:pPr>
+      <w:r>
+        <w:rPr>
+          <w:rFonts w:ascii="Courier New" w:hAnsi="Courier New" w:cs="Courier New"/>
+        </w:rPr>
+        <w:t>7. `MainReport/SupportingDocs/phase-10-defect-log-and-bug-management.md`</w:t>
+      </w:r>
+    </w:p>
+    <w:p>
+      <w:pPr>
+        <w:pStyle w:val="PlainText"/>
+        <w:rPr>
+          <w:rFonts w:ascii="Courier New" w:hAnsi="Courier New" w:cs="Courier New"/>
+        </w:rPr>
+      </w:pPr>
+      <w:r>
+        <w:rPr>
+          <w:rFonts w:ascii="Courier New" w:hAnsi="Courier New" w:cs="Courier New"/>
+        </w:rPr>
+        <w:t>8. `MainReport/SupportingDocs/phase-11-final-results-and-metrics.md`</w:t>
+      </w:r>
+    </w:p>
+    <w:p>
+      <w:pPr>
+        <w:pStyle w:val="PlainText"/>
+        <w:rPr>
+          <w:rFonts w:ascii="Courier New" w:hAnsi="Courier New" w:cs="Courier New"/>
+        </w:rPr>
+      </w:pPr>
+      <w:r>
+        <w:rPr>
+          <w:rFonts w:ascii="Courier New" w:hAnsi="Courier New" w:cs="Courier New"/>
+        </w:rPr>
+        <w:t>9. `MainReport/SupportingDocs/phase-12-analysis-and-insights.md`</w:t>
       </w:r>
     </w:p>
     <w:p>
@@ -5592,7 +7490,7 @@
         <w:rPr>
           <w:rFonts w:ascii="Courier New" w:hAnsi="Courier New" w:cs="Courier New"/>
         </w:rPr>
-        <w:t>- `https://github.com/Alucard30Dec/Online-Sales-Management-System/tree/main/Report%20Test%20subject/SV00123-ATU-A01`</w:t>
+        <w:t>- `https://github.com/Alucard30Dec/Online-Sales-Management-System/tree/main/Report%20Test%20subject/Powered%20by%20GPT`</w:t>
       </w:r>
     </w:p>
     <w:p>
@@ -5840,29 +7738,43 @@
         <w:rPr>
           <w:rFonts w:ascii="Courier New" w:hAnsi="Courier New" w:cs="Courier New"/>
         </w:rPr>
-        <w:t>## Appendix C. Mandatory Pending Items Before Strong Final Submission</w:t>
-      </w:r>
-    </w:p>
-    <w:p>
-      <w:pPr>
-        <w:pStyle w:val="PlainText"/>
-        <w:rPr>
-          <w:rFonts w:ascii="Courier New" w:hAnsi="Courier New" w:cs="Courier New"/>
-        </w:rPr>
-      </w:pPr>
-    </w:p>
-    <w:p>
-      <w:pPr>
-        <w:pStyle w:val="PlainText"/>
-        <w:rPr>
-          <w:rFonts w:ascii="Courier New" w:hAnsi="Courier New" w:cs="Courier New"/>
-        </w:rPr>
-      </w:pPr>
-      <w:r>
-        <w:rPr>
-          <w:rFonts w:ascii="Courier New" w:hAnsi="Courier New" w:cs="Courier New"/>
-        </w:rPr>
-        <w:t>- `PENDING REAL EXECUTION`: additional execution evidence for `Stock`, `Reports`, `Products`, and `Public Catalog`</w:t>
+        <w:t>## Appendix C. Remaining High-Value Execution Gaps</w:t>
+      </w:r>
+    </w:p>
+    <w:p>
+      <w:pPr>
+        <w:pStyle w:val="PlainText"/>
+        <w:rPr>
+          <w:rFonts w:ascii="Courier New" w:hAnsi="Courier New" w:cs="Courier New"/>
+        </w:rPr>
+      </w:pPr>
+    </w:p>
+    <w:p>
+      <w:pPr>
+        <w:pStyle w:val="PlainText"/>
+        <w:rPr>
+          <w:rFonts w:ascii="Courier New" w:hAnsi="Courier New" w:cs="Courier New"/>
+        </w:rPr>
+      </w:pPr>
+      <w:r>
+        <w:rPr>
+          <w:rFonts w:ascii="Courier New" w:hAnsi="Courier New" w:cs="Courier New"/>
+        </w:rPr>
+        <w:t>- Focused retests on `2026-04-11` confirmed that all four live defects still reproduce; true post-fix retest evidence is still required.</w:t>
+      </w:r>
+    </w:p>
+    <w:p>
+      <w:pPr>
+        <w:pStyle w:val="PlainText"/>
+        <w:rPr>
+          <w:rFonts w:ascii="Courier New" w:hAnsi="Courier New" w:cs="Courier New"/>
+        </w:rPr>
+      </w:pPr>
+      <w:r>
+        <w:rPr>
+          <w:rFonts w:ascii="Courier New" w:hAnsi="Courier New" w:cs="Courier New"/>
+        </w:rPr>
+        <w:t>- Basic cross-browser evidence is now included through an `Edge` smoke rerun for `TC-UI-AUTH-001`.</w:t>
       </w:r>
     </w:p>
     <w:p>
@@ -6391,7 +8303,7 @@
     <w:link w:val="PlainTextChar"/>
     <w:uiPriority w:val="99"/>
     <w:unhideWhenUsed/>
-    <w:rsid w:val="00FA5EB6"/>
+    <w:rsid w:val="0007227B"/>
     <w:pPr>
       <w:spacing w:after="0" w:line="240" w:lineRule="auto"/>
     </w:pPr>
@@ -6406,7 +8318,7 @@
     <w:basedOn w:val="DefaultParagraphFont"/>
     <w:link w:val="PlainText"/>
     <w:uiPriority w:val="99"/>
-    <w:rsid w:val="00FA5EB6"/>
+    <w:rsid w:val="0007227B"/>
     <w:rPr>
       <w:rFonts w:ascii="Consolas" w:hAnsi="Consolas"/>
       <w:sz w:val="21"/>
